--- a/reports/Gonzalves_BrainMRI_Reliability_Paper_final.docx
+++ b/reports/Gonzalves_BrainMRI_Reliability_Paper_final.docx
@@ -286,27 +286,1195 @@
         <w:t xml:space="preserve">Accordingly, the novelty of the present study lies in the task-specific integration of leakage-aware preparation, contamination auditing, multi-metric calibration, paired shifted-domain probing, and repeated-run estimation within a single reproducible framework for brain MRI tumour classification. The contribution is not the isolated introduction of any one of these methods. Instead, they are combined and applied so that the reliability of the standard evaluation protocol can itself be measured. A summary of related approaches, their principal findings, limitations, and the gaps addressed here is presented in Table 1.</w:t>
       </w:r>
     </w:p>
-    <w:p>
-      <w:pPr>
-        <w:pBdr>
-          <w:top w:val="single" w:color="999999" w:sz="6"/>
-          <w:bottom w:val="single" w:color="999999" w:sz="6"/>
-          <w:left w:val="single" w:color="999999" w:sz="6"/>
-          <w:right w:val="single" w:color="999999" w:sz="6"/>
-        </w:pBdr>
-        <w:spacing w:after="160" w:before="160"/>
+    <w:tbl>
+      <w:tblPr>
+        <w:tblW w:type="auto" w:w="0"/>
         <w:jc w:val="center"/>
-      </w:pPr>
-      <w:r>
-        <w:rPr>
-          <w:rFonts w:ascii="Times New Roman" w:cs="Times New Roman" w:eastAsia="Times New Roman" w:hAnsi="Times New Roman"/>
-          <w:b/>
-          <w:bCs/>
-          <w:color w:val="666666"/>
-          <w:sz w:val="20"/>
-          <w:szCs w:val="20"/>
-        </w:rPr>
-        <w:t xml:space="preserve">INSERT TABLE 1 — Summary of related works on brain MRI tumour classification and evaluation reliability</w:t>
+        <w:tblLayout w:type="autofit"/>
+        <w:tblLook w:firstColumn="1" w:firstRow="1" w:lastColumn="0" w:lastRow="0" w:noHBand="0" w:noVBand="1" w:val="04A0"/>
+        <w:tblBorders>
+          <w:top w:val="single" w:sz="4" w:space="0" w:color="666666"/>
+          <w:left w:val="single" w:sz="4" w:space="0" w:color="666666"/>
+          <w:bottom w:val="single" w:sz="4" w:space="0" w:color="666666"/>
+          <w:right w:val="single" w:sz="4" w:space="0" w:color="666666"/>
+          <w:insideH w:val="single" w:sz="4" w:space="0" w:color="666666"/>
+          <w:insideV w:val="single" w:sz="4" w:space="0" w:color="666666"/>
+        </w:tblBorders>
+      </w:tblPr>
+      <w:tblGrid>
+        <w:gridCol w:w="1128"/>
+        <w:gridCol w:w="1128"/>
+        <w:gridCol w:w="1128"/>
+        <w:gridCol w:w="1128"/>
+        <w:gridCol w:w="1128"/>
+        <w:gridCol w:w="1128"/>
+        <w:gridCol w:w="1128"/>
+        <w:gridCol w:w="1128"/>
+      </w:tblGrid>
+      <w:tr>
+        <w:tc>
+          <w:tcPr>
+            <w:tcW w:type="dxa" w:w="1106"/>
+            <w:shd w:val="clear" w:fill="E8E8E8"/>
+          </w:tcPr>
+          <w:p>
+            <w:pPr>
+              <w:spacing w:after="0" w:before="0"/>
+              <w:jc w:val="center"/>
+            </w:pPr>
+            <w:r/>
+            <w:r>
+              <w:rPr>
+                <w:rFonts w:ascii="Times New Roman" w:hAnsi="Times New Roman"/>
+                <w:b/>
+                <w:sz w:val="16"/>
+              </w:rPr>
+              <w:t>Study</w:t>
+            </w:r>
+          </w:p>
+        </w:tc>
+        <w:tc>
+          <w:tcPr>
+            <w:tcW w:type="dxa" w:w="1447"/>
+            <w:shd w:val="clear" w:fill="E8E8E8"/>
+          </w:tcPr>
+          <w:p>
+            <w:pPr>
+              <w:spacing w:after="0" w:before="0"/>
+              <w:jc w:val="center"/>
+            </w:pPr>
+            <w:r/>
+            <w:r>
+              <w:rPr>
+                <w:rFonts w:ascii="Times New Roman" w:hAnsi="Times New Roman"/>
+                <w:b/>
+                <w:sz w:val="16"/>
+              </w:rPr>
+              <w:t>Task and dataset</w:t>
+            </w:r>
+          </w:p>
+        </w:tc>
+        <w:tc>
+          <w:tcPr>
+            <w:tcW w:type="dxa" w:w="1191"/>
+            <w:shd w:val="clear" w:fill="E8E8E8"/>
+          </w:tcPr>
+          <w:p>
+            <w:pPr>
+              <w:spacing w:after="0" w:before="0"/>
+              <w:jc w:val="center"/>
+            </w:pPr>
+            <w:r/>
+            <w:r>
+              <w:rPr>
+                <w:rFonts w:ascii="Times New Roman" w:hAnsi="Times New Roman"/>
+                <w:b/>
+                <w:sz w:val="16"/>
+              </w:rPr>
+              <w:t>Best internal result</w:t>
+            </w:r>
+          </w:p>
+        </w:tc>
+        <w:tc>
+          <w:tcPr>
+            <w:tcW w:type="dxa" w:w="1106"/>
+            <w:shd w:val="clear" w:fill="E8E8E8"/>
+          </w:tcPr>
+          <w:p>
+            <w:pPr>
+              <w:spacing w:after="0" w:before="0"/>
+              <w:jc w:val="center"/>
+            </w:pPr>
+            <w:r/>
+            <w:r>
+              <w:rPr>
+                <w:rFonts w:ascii="Times New Roman" w:hAnsi="Times New Roman"/>
+                <w:b/>
+                <w:sz w:val="16"/>
+              </w:rPr>
+              <w:t>Split</w:t>
+            </w:r>
+          </w:p>
+        </w:tc>
+        <w:tc>
+          <w:tcPr>
+            <w:tcW w:type="dxa" w:w="1021"/>
+            <w:shd w:val="clear" w:fill="E8E8E8"/>
+          </w:tcPr>
+          <w:p>
+            <w:pPr>
+              <w:spacing w:after="0" w:before="0"/>
+              <w:jc w:val="center"/>
+            </w:pPr>
+            <w:r/>
+            <w:r>
+              <w:rPr>
+                <w:rFonts w:ascii="Times New Roman" w:hAnsi="Times New Roman"/>
+                <w:b/>
+                <w:sz w:val="16"/>
+              </w:rPr>
+              <w:t>Calibration</w:t>
+            </w:r>
+          </w:p>
+        </w:tc>
+        <w:tc>
+          <w:tcPr>
+            <w:tcW w:type="dxa" w:w="1191"/>
+            <w:shd w:val="clear" w:fill="E8E8E8"/>
+          </w:tcPr>
+          <w:p>
+            <w:pPr>
+              <w:spacing w:after="0" w:before="0"/>
+              <w:jc w:val="center"/>
+            </w:pPr>
+            <w:r/>
+            <w:r>
+              <w:rPr>
+                <w:rFonts w:ascii="Times New Roman" w:hAnsi="Times New Roman"/>
+                <w:b/>
+                <w:sz w:val="16"/>
+              </w:rPr>
+              <w:t>Leakage or overlap audit</w:t>
+            </w:r>
+          </w:p>
+        </w:tc>
+        <w:tc>
+          <w:tcPr>
+            <w:tcW w:type="dxa" w:w="1276"/>
+            <w:shd w:val="clear" w:fill="E8E8E8"/>
+          </w:tcPr>
+          <w:p>
+            <w:pPr>
+              <w:spacing w:after="0" w:before="0"/>
+              <w:jc w:val="center"/>
+            </w:pPr>
+            <w:r/>
+            <w:r>
+              <w:rPr>
+                <w:rFonts w:ascii="Times New Roman" w:hAnsi="Times New Roman"/>
+                <w:b/>
+                <w:sz w:val="16"/>
+              </w:rPr>
+              <w:t>External or shifted-domain validation</w:t>
+            </w:r>
+          </w:p>
+        </w:tc>
+        <w:tc>
+          <w:tcPr>
+            <w:tcW w:type="dxa" w:w="1021"/>
+            <w:shd w:val="clear" w:fill="E8E8E8"/>
+          </w:tcPr>
+          <w:p>
+            <w:pPr>
+              <w:spacing w:after="0" w:before="0"/>
+              <w:jc w:val="center"/>
+            </w:pPr>
+            <w:r/>
+            <w:r>
+              <w:rPr>
+                <w:rFonts w:ascii="Times New Roman" w:hAnsi="Times New Roman"/>
+                <w:b/>
+                <w:sz w:val="16"/>
+              </w:rPr>
+              <w:t>Repeated training runs</w:t>
+            </w:r>
+          </w:p>
+        </w:tc>
+      </w:tr>
+      <w:tr>
+        <w:tc>
+          <w:tcPr>
+            <w:tcW w:type="dxa" w:w="1106"/>
+          </w:tcPr>
+          <w:p>
+            <w:pPr>
+              <w:spacing w:after="0" w:before="0"/>
+              <w:jc w:val="left"/>
+            </w:pPr>
+            <w:r/>
+            <w:r>
+              <w:rPr>
+                <w:rFonts w:ascii="Times New Roman" w:hAnsi="Times New Roman"/>
+                <w:b w:val="0"/>
+                <w:sz w:val="16"/>
+              </w:rPr>
+              <w:t>Shah et al. (2022) [6]</w:t>
+            </w:r>
+          </w:p>
+        </w:tc>
+        <w:tc>
+          <w:tcPr>
+            <w:tcW w:type="dxa" w:w="1447"/>
+          </w:tcPr>
+          <w:p>
+            <w:pPr>
+              <w:spacing w:after="0" w:before="0"/>
+              <w:jc w:val="left"/>
+            </w:pPr>
+            <w:r/>
+            <w:r>
+              <w:rPr>
+                <w:rFonts w:ascii="Times New Roman" w:hAnsi="Times New Roman"/>
+                <w:b w:val="0"/>
+                <w:sz w:val="16"/>
+              </w:rPr>
+              <w:t>Binary tumour / non-tumour; Kaggle collection described as a BraTS-derived subset</w:t>
+            </w:r>
+          </w:p>
+        </w:tc>
+        <w:tc>
+          <w:tcPr>
+            <w:tcW w:type="dxa" w:w="1191"/>
+          </w:tcPr>
+          <w:p>
+            <w:pPr>
+              <w:spacing w:after="0" w:before="0"/>
+              <w:jc w:val="left"/>
+            </w:pPr>
+            <w:r/>
+            <w:r>
+              <w:rPr>
+                <w:rFonts w:ascii="Times New Roman" w:hAnsi="Times New Roman"/>
+                <w:b w:val="0"/>
+                <w:sz w:val="16"/>
+              </w:rPr>
+              <w:t>98.87% validation accuracy ᵃ</w:t>
+            </w:r>
+          </w:p>
+        </w:tc>
+        <w:tc>
+          <w:tcPr>
+            <w:tcW w:type="dxa" w:w="1106"/>
+          </w:tcPr>
+          <w:p>
+            <w:pPr>
+              <w:spacing w:after="0" w:before="0"/>
+              <w:jc w:val="left"/>
+            </w:pPr>
+            <w:r/>
+            <w:r>
+              <w:rPr>
+                <w:rFonts w:ascii="Times New Roman" w:hAnsi="Times New Roman"/>
+                <w:b w:val="0"/>
+                <w:sz w:val="16"/>
+              </w:rPr>
+              <w:t>Custom 80/20 plus 60 held-out images</w:t>
+            </w:r>
+          </w:p>
+        </w:tc>
+        <w:tc>
+          <w:tcPr>
+            <w:tcW w:type="dxa" w:w="1021"/>
+          </w:tcPr>
+          <w:p>
+            <w:pPr>
+              <w:spacing w:after="0" w:before="0"/>
+              <w:jc w:val="left"/>
+            </w:pPr>
+            <w:r/>
+            <w:r>
+              <w:rPr>
+                <w:rFonts w:ascii="Times New Roman" w:hAnsi="Times New Roman"/>
+                <w:b w:val="0"/>
+                <w:sz w:val="16"/>
+              </w:rPr>
+              <w:t>No</w:t>
+            </w:r>
+          </w:p>
+        </w:tc>
+        <w:tc>
+          <w:tcPr>
+            <w:tcW w:type="dxa" w:w="1191"/>
+          </w:tcPr>
+          <w:p>
+            <w:pPr>
+              <w:spacing w:after="0" w:before="0"/>
+              <w:jc w:val="left"/>
+            </w:pPr>
+            <w:r/>
+            <w:r>
+              <w:rPr>
+                <w:rFonts w:ascii="Times New Roman" w:hAnsi="Times New Roman"/>
+                <w:b w:val="0"/>
+                <w:sz w:val="16"/>
+              </w:rPr>
+              <w:t>No</w:t>
+            </w:r>
+          </w:p>
+        </w:tc>
+        <w:tc>
+          <w:tcPr>
+            <w:tcW w:type="dxa" w:w="1276"/>
+          </w:tcPr>
+          <w:p>
+            <w:pPr>
+              <w:spacing w:after="0" w:before="0"/>
+              <w:jc w:val="left"/>
+            </w:pPr>
+            <w:r/>
+            <w:r>
+              <w:rPr>
+                <w:rFonts w:ascii="Times New Roman" w:hAnsi="Times New Roman"/>
+                <w:b w:val="0"/>
+                <w:sz w:val="16"/>
+              </w:rPr>
+              <w:t>No</w:t>
+            </w:r>
+          </w:p>
+        </w:tc>
+        <w:tc>
+          <w:tcPr>
+            <w:tcW w:type="dxa" w:w="1021"/>
+          </w:tcPr>
+          <w:p>
+            <w:pPr>
+              <w:spacing w:after="0" w:before="0"/>
+              <w:jc w:val="left"/>
+            </w:pPr>
+            <w:r/>
+            <w:r>
+              <w:rPr>
+                <w:rFonts w:ascii="Times New Roman" w:hAnsi="Times New Roman"/>
+                <w:b w:val="0"/>
+                <w:sz w:val="16"/>
+              </w:rPr>
+              <w:t>No</w:t>
+            </w:r>
+          </w:p>
+        </w:tc>
+      </w:tr>
+      <w:tr>
+        <w:tc>
+          <w:tcPr>
+            <w:tcW w:type="dxa" w:w="1106"/>
+          </w:tcPr>
+          <w:p>
+            <w:pPr>
+              <w:spacing w:after="0" w:before="0"/>
+              <w:jc w:val="left"/>
+            </w:pPr>
+            <w:r/>
+            <w:r>
+              <w:rPr>
+                <w:rFonts w:ascii="Times New Roman" w:hAnsi="Times New Roman"/>
+                <w:b w:val="0"/>
+                <w:sz w:val="16"/>
+              </w:rPr>
+              <w:t>Zulfiqar et al. (2023) [7]</w:t>
+            </w:r>
+          </w:p>
+        </w:tc>
+        <w:tc>
+          <w:tcPr>
+            <w:tcW w:type="dxa" w:w="1447"/>
+          </w:tcPr>
+          <w:p>
+            <w:pPr>
+              <w:spacing w:after="0" w:before="0"/>
+              <w:jc w:val="left"/>
+            </w:pPr>
+            <w:r/>
+            <w:r>
+              <w:rPr>
+                <w:rFonts w:ascii="Times New Roman" w:hAnsi="Times New Roman"/>
+                <w:b w:val="0"/>
+                <w:sz w:val="16"/>
+              </w:rPr>
+              <w:t>Three-class; Figshare CE-MRI (3,064 slices, 233 patients)</w:t>
+            </w:r>
+          </w:p>
+        </w:tc>
+        <w:tc>
+          <w:tcPr>
+            <w:tcW w:type="dxa" w:w="1191"/>
+          </w:tcPr>
+          <w:p>
+            <w:pPr>
+              <w:spacing w:after="0" w:before="0"/>
+              <w:jc w:val="left"/>
+            </w:pPr>
+            <w:r/>
+            <w:r>
+              <w:rPr>
+                <w:rFonts w:ascii="Times New Roman" w:hAnsi="Times New Roman"/>
+                <w:b w:val="0"/>
+                <w:sz w:val="16"/>
+              </w:rPr>
+              <w:t>98.86% test accuracy; mean F1 98.71%</w:t>
+            </w:r>
+          </w:p>
+        </w:tc>
+        <w:tc>
+          <w:tcPr>
+            <w:tcW w:type="dxa" w:w="1106"/>
+          </w:tcPr>
+          <w:p>
+            <w:pPr>
+              <w:spacing w:after="0" w:before="0"/>
+              <w:jc w:val="left"/>
+            </w:pPr>
+            <w:r/>
+            <w:r>
+              <w:rPr>
+                <w:rFonts w:ascii="Times New Roman" w:hAnsi="Times New Roman"/>
+                <w:b w:val="0"/>
+                <w:sz w:val="16"/>
+              </w:rPr>
+              <w:t>Custom 80/20, slice level</w:t>
+            </w:r>
+          </w:p>
+        </w:tc>
+        <w:tc>
+          <w:tcPr>
+            <w:tcW w:type="dxa" w:w="1021"/>
+          </w:tcPr>
+          <w:p>
+            <w:pPr>
+              <w:spacing w:after="0" w:before="0"/>
+              <w:jc w:val="left"/>
+            </w:pPr>
+            <w:r/>
+            <w:r>
+              <w:rPr>
+                <w:rFonts w:ascii="Times New Roman" w:hAnsi="Times New Roman"/>
+                <w:b w:val="0"/>
+                <w:sz w:val="16"/>
+              </w:rPr>
+              <w:t>No</w:t>
+            </w:r>
+          </w:p>
+        </w:tc>
+        <w:tc>
+          <w:tcPr>
+            <w:tcW w:type="dxa" w:w="1191"/>
+          </w:tcPr>
+          <w:p>
+            <w:pPr>
+              <w:spacing w:after="0" w:before="0"/>
+              <w:jc w:val="left"/>
+            </w:pPr>
+            <w:r/>
+            <w:r>
+              <w:rPr>
+                <w:rFonts w:ascii="Times New Roman" w:hAnsi="Times New Roman"/>
+                <w:b w:val="0"/>
+                <w:sz w:val="16"/>
+              </w:rPr>
+              <w:t>No ᵇ</w:t>
+            </w:r>
+          </w:p>
+        </w:tc>
+        <w:tc>
+          <w:tcPr>
+            <w:tcW w:type="dxa" w:w="1276"/>
+          </w:tcPr>
+          <w:p>
+            <w:pPr>
+              <w:spacing w:after="0" w:before="0"/>
+              <w:jc w:val="left"/>
+            </w:pPr>
+            <w:r/>
+            <w:r>
+              <w:rPr>
+                <w:rFonts w:ascii="Times New Roman" w:hAnsi="Times New Roman"/>
+                <w:b w:val="0"/>
+                <w:sz w:val="16"/>
+              </w:rPr>
+              <w:t>Yes, but the target set shares an upstream source ᶜ</w:t>
+            </w:r>
+          </w:p>
+        </w:tc>
+        <w:tc>
+          <w:tcPr>
+            <w:tcW w:type="dxa" w:w="1021"/>
+          </w:tcPr>
+          <w:p>
+            <w:pPr>
+              <w:spacing w:after="0" w:before="0"/>
+              <w:jc w:val="left"/>
+            </w:pPr>
+            <w:r/>
+            <w:r>
+              <w:rPr>
+                <w:rFonts w:ascii="Times New Roman" w:hAnsi="Times New Roman"/>
+                <w:b w:val="0"/>
+                <w:sz w:val="16"/>
+              </w:rPr>
+              <w:t>No</w:t>
+            </w:r>
+          </w:p>
+        </w:tc>
+      </w:tr>
+      <w:tr>
+        <w:tc>
+          <w:tcPr>
+            <w:tcW w:type="dxa" w:w="1106"/>
+          </w:tcPr>
+          <w:p>
+            <w:pPr>
+              <w:spacing w:after="0" w:before="0"/>
+              <w:jc w:val="left"/>
+            </w:pPr>
+            <w:r/>
+            <w:r>
+              <w:rPr>
+                <w:rFonts w:ascii="Times New Roman" w:hAnsi="Times New Roman"/>
+                <w:b w:val="0"/>
+                <w:sz w:val="16"/>
+              </w:rPr>
+              <w:t>Reyes and Sánchez (2024) [30]</w:t>
+            </w:r>
+          </w:p>
+        </w:tc>
+        <w:tc>
+          <w:tcPr>
+            <w:tcW w:type="dxa" w:w="1447"/>
+          </w:tcPr>
+          <w:p>
+            <w:pPr>
+              <w:spacing w:after="0" w:before="0"/>
+              <w:jc w:val="left"/>
+            </w:pPr>
+            <w:r/>
+            <w:r>
+              <w:rPr>
+                <w:rFonts w:ascii="Times New Roman" w:hAnsi="Times New Roman"/>
+                <w:b w:val="0"/>
+                <w:sz w:val="16"/>
+              </w:rPr>
+              <w:t>Three-class and four-class; Figshare CE-MRI and a Kaggle collection</w:t>
+            </w:r>
+          </w:p>
+        </w:tc>
+        <w:tc>
+          <w:tcPr>
+            <w:tcW w:type="dxa" w:w="1191"/>
+          </w:tcPr>
+          <w:p>
+            <w:pPr>
+              <w:spacing w:after="0" w:before="0"/>
+              <w:jc w:val="left"/>
+            </w:pPr>
+            <w:r/>
+            <w:r>
+              <w:rPr>
+                <w:rFonts w:ascii="Times New Roman" w:hAnsi="Times New Roman"/>
+                <w:b w:val="0"/>
+                <w:sz w:val="16"/>
+              </w:rPr>
+              <w:t>98.7% test accuracy</w:t>
+            </w:r>
+          </w:p>
+        </w:tc>
+        <w:tc>
+          <w:tcPr>
+            <w:tcW w:type="dxa" w:w="1106"/>
+          </w:tcPr>
+          <w:p>
+            <w:pPr>
+              <w:spacing w:after="0" w:before="0"/>
+              <w:jc w:val="left"/>
+            </w:pPr>
+            <w:r/>
+            <w:r>
+              <w:rPr>
+                <w:rFonts w:ascii="Times New Roman" w:hAnsi="Times New Roman"/>
+                <w:b w:val="0"/>
+                <w:sz w:val="16"/>
+              </w:rPr>
+              <w:t>Custom 80/10/10 on each dataset</w:t>
+            </w:r>
+          </w:p>
+        </w:tc>
+        <w:tc>
+          <w:tcPr>
+            <w:tcW w:type="dxa" w:w="1021"/>
+          </w:tcPr>
+          <w:p>
+            <w:pPr>
+              <w:spacing w:after="0" w:before="0"/>
+              <w:jc w:val="left"/>
+            </w:pPr>
+            <w:r/>
+            <w:r>
+              <w:rPr>
+                <w:rFonts w:ascii="Times New Roman" w:hAnsi="Times New Roman"/>
+                <w:b w:val="0"/>
+                <w:sz w:val="16"/>
+              </w:rPr>
+              <w:t>No</w:t>
+            </w:r>
+          </w:p>
+        </w:tc>
+        <w:tc>
+          <w:tcPr>
+            <w:tcW w:type="dxa" w:w="1191"/>
+          </w:tcPr>
+          <w:p>
+            <w:pPr>
+              <w:spacing w:after="0" w:before="0"/>
+              <w:jc w:val="left"/>
+            </w:pPr>
+            <w:r/>
+            <w:r>
+              <w:rPr>
+                <w:rFonts w:ascii="Times New Roman" w:hAnsi="Times New Roman"/>
+                <w:b w:val="0"/>
+                <w:sz w:val="16"/>
+              </w:rPr>
+              <w:t>Partly: cross-dataset overlap quantified; no patient-level split ᵈ</w:t>
+            </w:r>
+          </w:p>
+        </w:tc>
+        <w:tc>
+          <w:tcPr>
+            <w:tcW w:type="dxa" w:w="1276"/>
+          </w:tcPr>
+          <w:p>
+            <w:pPr>
+              <w:spacing w:after="0" w:before="0"/>
+              <w:jc w:val="left"/>
+            </w:pPr>
+            <w:r/>
+            <w:r>
+              <w:rPr>
+                <w:rFonts w:ascii="Times New Roman" w:hAnsi="Times New Roman"/>
+                <w:b w:val="0"/>
+                <w:sz w:val="16"/>
+              </w:rPr>
+              <w:t>No: each dataset trained and tested within itself</w:t>
+            </w:r>
+          </w:p>
+        </w:tc>
+        <w:tc>
+          <w:tcPr>
+            <w:tcW w:type="dxa" w:w="1021"/>
+          </w:tcPr>
+          <w:p>
+            <w:pPr>
+              <w:spacing w:after="0" w:before="0"/>
+              <w:jc w:val="left"/>
+            </w:pPr>
+            <w:r/>
+            <w:r>
+              <w:rPr>
+                <w:rFonts w:ascii="Times New Roman" w:hAnsi="Times New Roman"/>
+                <w:b w:val="0"/>
+                <w:sz w:val="16"/>
+              </w:rPr>
+              <w:t>Yes, five seeds, but only the maximum reported ᵉ</w:t>
+            </w:r>
+          </w:p>
+        </w:tc>
+      </w:tr>
+      <w:tr>
+        <w:tc>
+          <w:tcPr>
+            <w:tcW w:type="dxa" w:w="1106"/>
+          </w:tcPr>
+          <w:p>
+            <w:pPr>
+              <w:spacing w:after="0" w:before="0"/>
+              <w:jc w:val="left"/>
+            </w:pPr>
+            <w:r/>
+            <w:r>
+              <w:rPr>
+                <w:rFonts w:ascii="Times New Roman" w:hAnsi="Times New Roman"/>
+                <w:b w:val="0"/>
+                <w:sz w:val="16"/>
+              </w:rPr>
+              <w:t>Disci et al. (2025) [5]</w:t>
+            </w:r>
+          </w:p>
+        </w:tc>
+        <w:tc>
+          <w:tcPr>
+            <w:tcW w:type="dxa" w:w="1447"/>
+          </w:tcPr>
+          <w:p>
+            <w:pPr>
+              <w:spacing w:after="0" w:before="0"/>
+              <w:jc w:val="left"/>
+            </w:pPr>
+            <w:r/>
+            <w:r>
+              <w:rPr>
+                <w:rFonts w:ascii="Times New Roman" w:hAnsi="Times New Roman"/>
+                <w:b w:val="0"/>
+                <w:sz w:val="16"/>
+              </w:rPr>
+              <w:t>Four-class; aggregated Kaggle collection (7,023 images)</w:t>
+            </w:r>
+          </w:p>
+        </w:tc>
+        <w:tc>
+          <w:tcPr>
+            <w:tcW w:type="dxa" w:w="1191"/>
+          </w:tcPr>
+          <w:p>
+            <w:pPr>
+              <w:spacing w:after="0" w:before="0"/>
+              <w:jc w:val="left"/>
+            </w:pPr>
+            <w:r/>
+            <w:r>
+              <w:rPr>
+                <w:rFonts w:ascii="Times New Roman" w:hAnsi="Times New Roman"/>
+                <w:b w:val="0"/>
+                <w:sz w:val="16"/>
+              </w:rPr>
+              <w:t>95.27% test accuracy; macro-F1 0.9491 ᶠ</w:t>
+            </w:r>
+          </w:p>
+        </w:tc>
+        <w:tc>
+          <w:tcPr>
+            <w:tcW w:type="dxa" w:w="1106"/>
+          </w:tcPr>
+          <w:p>
+            <w:pPr>
+              <w:spacing w:after="0" w:before="0"/>
+              <w:jc w:val="left"/>
+            </w:pPr>
+            <w:r/>
+            <w:r>
+              <w:rPr>
+                <w:rFonts w:ascii="Times New Roman" w:hAnsi="Times New Roman"/>
+                <w:b w:val="0"/>
+                <w:sz w:val="16"/>
+              </w:rPr>
+              <w:t>Distributed split as published</w:t>
+            </w:r>
+          </w:p>
+        </w:tc>
+        <w:tc>
+          <w:tcPr>
+            <w:tcW w:type="dxa" w:w="1021"/>
+          </w:tcPr>
+          <w:p>
+            <w:pPr>
+              <w:spacing w:after="0" w:before="0"/>
+              <w:jc w:val="left"/>
+            </w:pPr>
+            <w:r/>
+            <w:r>
+              <w:rPr>
+                <w:rFonts w:ascii="Times New Roman" w:hAnsi="Times New Roman"/>
+                <w:b w:val="0"/>
+                <w:sz w:val="16"/>
+              </w:rPr>
+              <w:t>No</w:t>
+            </w:r>
+          </w:p>
+        </w:tc>
+        <w:tc>
+          <w:tcPr>
+            <w:tcW w:type="dxa" w:w="1191"/>
+          </w:tcPr>
+          <w:p>
+            <w:pPr>
+              <w:spacing w:after="0" w:before="0"/>
+              <w:jc w:val="left"/>
+            </w:pPr>
+            <w:r/>
+            <w:r>
+              <w:rPr>
+                <w:rFonts w:ascii="Times New Roman" w:hAnsi="Times New Roman"/>
+                <w:b w:val="0"/>
+                <w:sz w:val="16"/>
+              </w:rPr>
+              <w:t>No</w:t>
+            </w:r>
+          </w:p>
+        </w:tc>
+        <w:tc>
+          <w:tcPr>
+            <w:tcW w:type="dxa" w:w="1276"/>
+          </w:tcPr>
+          <w:p>
+            <w:pPr>
+              <w:spacing w:after="0" w:before="0"/>
+              <w:jc w:val="left"/>
+            </w:pPr>
+            <w:r/>
+            <w:r>
+              <w:rPr>
+                <w:rFonts w:ascii="Times New Roman" w:hAnsi="Times New Roman"/>
+                <w:b w:val="0"/>
+                <w:sz w:val="16"/>
+              </w:rPr>
+              <w:t>No, acknowledged as a limitation</w:t>
+            </w:r>
+          </w:p>
+        </w:tc>
+        <w:tc>
+          <w:tcPr>
+            <w:tcW w:type="dxa" w:w="1021"/>
+          </w:tcPr>
+          <w:p>
+            <w:pPr>
+              <w:spacing w:after="0" w:before="0"/>
+              <w:jc w:val="left"/>
+            </w:pPr>
+            <w:r/>
+            <w:r>
+              <w:rPr>
+                <w:rFonts w:ascii="Times New Roman" w:hAnsi="Times New Roman"/>
+                <w:b w:val="0"/>
+                <w:sz w:val="16"/>
+              </w:rPr>
+              <w:t>No, and no cross-validation</w:t>
+            </w:r>
+          </w:p>
+        </w:tc>
+      </w:tr>
+      <w:tr>
+        <w:tc>
+          <w:tcPr>
+            <w:tcW w:type="dxa" w:w="1106"/>
+          </w:tcPr>
+          <w:p>
+            <w:pPr>
+              <w:spacing w:after="0" w:before="0"/>
+              <w:jc w:val="left"/>
+            </w:pPr>
+            <w:r/>
+            <w:r>
+              <w:rPr>
+                <w:rFonts w:ascii="Times New Roman" w:hAnsi="Times New Roman"/>
+                <w:b w:val="0"/>
+                <w:sz w:val="16"/>
+              </w:rPr>
+              <w:t>Elhadidy et al. (2025) [8]</w:t>
+            </w:r>
+          </w:p>
+        </w:tc>
+        <w:tc>
+          <w:tcPr>
+            <w:tcW w:type="dxa" w:w="1447"/>
+          </w:tcPr>
+          <w:p>
+            <w:pPr>
+              <w:spacing w:after="0" w:before="0"/>
+              <w:jc w:val="left"/>
+            </w:pPr>
+            <w:r/>
+            <w:r>
+              <w:rPr>
+                <w:rFonts w:ascii="Times New Roman" w:hAnsi="Times New Roman"/>
+                <w:b w:val="0"/>
+                <w:sz w:val="16"/>
+              </w:rPr>
+              <w:t>Four-class; Kaggle collection, augmented to 9,749 images</w:t>
+            </w:r>
+          </w:p>
+        </w:tc>
+        <w:tc>
+          <w:tcPr>
+            <w:tcW w:type="dxa" w:w="1191"/>
+          </w:tcPr>
+          <w:p>
+            <w:pPr>
+              <w:spacing w:after="0" w:before="0"/>
+              <w:jc w:val="left"/>
+            </w:pPr>
+            <w:r/>
+            <w:r>
+              <w:rPr>
+                <w:rFonts w:ascii="Times New Roman" w:hAnsi="Times New Roman"/>
+                <w:b w:val="0"/>
+                <w:sz w:val="16"/>
+              </w:rPr>
+              <w:t>98.72% test accuracy</w:t>
+            </w:r>
+          </w:p>
+        </w:tc>
+        <w:tc>
+          <w:tcPr>
+            <w:tcW w:type="dxa" w:w="1106"/>
+          </w:tcPr>
+          <w:p>
+            <w:pPr>
+              <w:spacing w:after="0" w:before="0"/>
+              <w:jc w:val="left"/>
+            </w:pPr>
+            <w:r/>
+            <w:r>
+              <w:rPr>
+                <w:rFonts w:ascii="Times New Roman" w:hAnsi="Times New Roman"/>
+                <w:b w:val="0"/>
+                <w:sz w:val="16"/>
+              </w:rPr>
+              <w:t>Custom 80/20 with 5-fold cross-validation ᵍ</w:t>
+            </w:r>
+          </w:p>
+        </w:tc>
+        <w:tc>
+          <w:tcPr>
+            <w:tcW w:type="dxa" w:w="1021"/>
+          </w:tcPr>
+          <w:p>
+            <w:pPr>
+              <w:spacing w:after="0" w:before="0"/>
+              <w:jc w:val="left"/>
+            </w:pPr>
+            <w:r/>
+            <w:r>
+              <w:rPr>
+                <w:rFonts w:ascii="Times New Roman" w:hAnsi="Times New Roman"/>
+                <w:b w:val="0"/>
+                <w:sz w:val="16"/>
+              </w:rPr>
+              <w:t>No</w:t>
+            </w:r>
+          </w:p>
+        </w:tc>
+        <w:tc>
+          <w:tcPr>
+            <w:tcW w:type="dxa" w:w="1191"/>
+          </w:tcPr>
+          <w:p>
+            <w:pPr>
+              <w:spacing w:after="0" w:before="0"/>
+              <w:jc w:val="left"/>
+            </w:pPr>
+            <w:r/>
+            <w:r>
+              <w:rPr>
+                <w:rFonts w:ascii="Times New Roman" w:hAnsi="Times New Roman"/>
+                <w:b w:val="0"/>
+                <w:sz w:val="16"/>
+              </w:rPr>
+              <w:t>No</w:t>
+            </w:r>
+          </w:p>
+        </w:tc>
+        <w:tc>
+          <w:tcPr>
+            <w:tcW w:type="dxa" w:w="1276"/>
+          </w:tcPr>
+          <w:p>
+            <w:pPr>
+              <w:spacing w:after="0" w:before="0"/>
+              <w:jc w:val="left"/>
+            </w:pPr>
+            <w:r/>
+            <w:r>
+              <w:rPr>
+                <w:rFonts w:ascii="Times New Roman" w:hAnsi="Times New Roman"/>
+                <w:b w:val="0"/>
+                <w:sz w:val="16"/>
+              </w:rPr>
+              <w:t>No</w:t>
+            </w:r>
+          </w:p>
+        </w:tc>
+        <w:tc>
+          <w:tcPr>
+            <w:tcW w:type="dxa" w:w="1021"/>
+          </w:tcPr>
+          <w:p>
+            <w:pPr>
+              <w:spacing w:after="0" w:before="0"/>
+              <w:jc w:val="left"/>
+            </w:pPr>
+            <w:r/>
+            <w:r>
+              <w:rPr>
+                <w:rFonts w:ascii="Times New Roman" w:hAnsi="Times New Roman"/>
+                <w:b w:val="0"/>
+                <w:sz w:val="16"/>
+              </w:rPr>
+              <w:t>No; cross-validation only</w:t>
+            </w:r>
+          </w:p>
+        </w:tc>
+      </w:tr>
+      <w:tr>
+        <w:tc>
+          <w:tcPr>
+            <w:tcW w:type="dxa" w:w="1106"/>
+            <w:shd w:val="clear" w:fill="F2F2F2"/>
+          </w:tcPr>
+          <w:p>
+            <w:pPr>
+              <w:spacing w:after="0" w:before="0"/>
+              <w:jc w:val="left"/>
+            </w:pPr>
+            <w:r/>
+            <w:r>
+              <w:rPr>
+                <w:rFonts w:ascii="Times New Roman" w:hAnsi="Times New Roman"/>
+                <w:b/>
+                <w:sz w:val="16"/>
+              </w:rPr>
+              <w:t>This study</w:t>
+            </w:r>
+          </w:p>
+        </w:tc>
+        <w:tc>
+          <w:tcPr>
+            <w:tcW w:type="dxa" w:w="1447"/>
+            <w:shd w:val="clear" w:fill="F2F2F2"/>
+          </w:tcPr>
+          <w:p>
+            <w:pPr>
+              <w:spacing w:after="0" w:before="0"/>
+              <w:jc w:val="left"/>
+            </w:pPr>
+            <w:r/>
+            <w:r>
+              <w:rPr>
+                <w:rFonts w:ascii="Times New Roman" w:hAnsi="Times New Roman"/>
+                <w:b/>
+                <w:sz w:val="16"/>
+              </w:rPr>
+              <w:t>Four-class internal; two glioma-focused shifted-domain probes</w:t>
+            </w:r>
+          </w:p>
+        </w:tc>
+        <w:tc>
+          <w:tcPr>
+            <w:tcW w:type="dxa" w:w="1191"/>
+            <w:shd w:val="clear" w:fill="F2F2F2"/>
+          </w:tcPr>
+          <w:p>
+            <w:pPr>
+              <w:spacing w:after="0" w:before="0"/>
+              <w:jc w:val="left"/>
+            </w:pPr>
+            <w:r/>
+            <w:r>
+              <w:rPr>
+                <w:rFonts w:ascii="Times New Roman" w:hAnsi="Times New Roman"/>
+                <w:b/>
+                <w:sz w:val="16"/>
+              </w:rPr>
+              <w:t>0.9673 ± 0.0043 test macro-F1 (best architecture mean)</w:t>
+            </w:r>
+          </w:p>
+        </w:tc>
+        <w:tc>
+          <w:tcPr>
+            <w:tcW w:type="dxa" w:w="1106"/>
+            <w:shd w:val="clear" w:fill="F2F2F2"/>
+          </w:tcPr>
+          <w:p>
+            <w:pPr>
+              <w:spacing w:after="0" w:before="0"/>
+              <w:jc w:val="left"/>
+            </w:pPr>
+            <w:r/>
+            <w:r>
+              <w:rPr>
+                <w:rFonts w:ascii="Times New Roman" w:hAnsi="Times New Roman"/>
+                <w:b/>
+                <w:sz w:val="16"/>
+              </w:rPr>
+              <w:t>Leakage-aware, near-duplicate groups assigned whole</w:t>
+            </w:r>
+          </w:p>
+        </w:tc>
+        <w:tc>
+          <w:tcPr>
+            <w:tcW w:type="dxa" w:w="1021"/>
+            <w:shd w:val="clear" w:fill="F2F2F2"/>
+          </w:tcPr>
+          <w:p>
+            <w:pPr>
+              <w:spacing w:after="0" w:before="0"/>
+              <w:jc w:val="left"/>
+            </w:pPr>
+            <w:r/>
+            <w:r>
+              <w:rPr>
+                <w:rFonts w:ascii="Times New Roman" w:hAnsi="Times New Roman"/>
+                <w:b/>
+                <w:sz w:val="16"/>
+              </w:rPr>
+              <w:t>Yes: ECE, NLL, Brier, confidence gap, before and after temperature scaling</w:t>
+            </w:r>
+          </w:p>
+        </w:tc>
+        <w:tc>
+          <w:tcPr>
+            <w:tcW w:type="dxa" w:w="1191"/>
+            <w:shd w:val="clear" w:fill="F2F2F2"/>
+          </w:tcPr>
+          <w:p>
+            <w:pPr>
+              <w:spacing w:after="0" w:before="0"/>
+              <w:jc w:val="left"/>
+            </w:pPr>
+            <w:r/>
+            <w:r>
+              <w:rPr>
+                <w:rFonts w:ascii="Times New Roman" w:hAnsi="Times New Roman"/>
+                <w:b/>
+                <w:sz w:val="16"/>
+              </w:rPr>
+              <w:t>Yes: exact and perceptual audit of every candidate; one rejected</w:t>
+            </w:r>
+          </w:p>
+        </w:tc>
+        <w:tc>
+          <w:tcPr>
+            <w:tcW w:type="dxa" w:w="1276"/>
+            <w:shd w:val="clear" w:fill="F2F2F2"/>
+          </w:tcPr>
+          <w:p>
+            <w:pPr>
+              <w:spacing w:after="0" w:before="0"/>
+              <w:jc w:val="left"/>
+            </w:pPr>
+            <w:r/>
+            <w:r>
+              <w:rPr>
+                <w:rFonts w:ascii="Times New Roman" w:hAnsi="Times New Roman"/>
+                <w:b/>
+                <w:sz w:val="16"/>
+              </w:rPr>
+              <w:t>Shifted-domain only, reported as behaviour rather than accuracy</w:t>
+            </w:r>
+          </w:p>
+        </w:tc>
+        <w:tc>
+          <w:tcPr>
+            <w:tcW w:type="dxa" w:w="1021"/>
+            <w:shd w:val="clear" w:fill="F2F2F2"/>
+          </w:tcPr>
+          <w:p>
+            <w:pPr>
+              <w:spacing w:after="0" w:before="0"/>
+              <w:jc w:val="left"/>
+            </w:pPr>
+            <w:r/>
+            <w:r>
+              <w:rPr>
+                <w:rFonts w:ascii="Times New Roman" w:hAnsi="Times New Roman"/>
+                <w:b/>
+                <w:sz w:val="16"/>
+              </w:rPr>
+              <w:t>Yes: five seeds per architecture, all values reported as mean ± SD</w:t>
+            </w:r>
+          </w:p>
+        </w:tc>
+      </w:tr>
+    </w:tbl>
+    <w:p>
+      <w:pPr>
+        <w:spacing w:after="160" w:before="120"/>
+        <w:jc w:val="left"/>
+      </w:pPr>
+      <w:r/>
+      <w:r>
+        <w:rPr>
+          <w:rFonts w:ascii="Times New Roman" w:hAnsi="Times New Roman"/>
+          <w:i/>
+          <w:sz w:val="16"/>
+        </w:rPr>
+        <w:t>Table 1. Reliability dimensions reported by representative high-performing brain MRI tumour classification studies. Every cell was determined from the full text of the cited paper; the supporting evidence is recorded in the supplementary material. Internal performance is reported by every study, whereas calibration analysis, leakage or overlap auditing, independent external validation and repeated training runs are almost entirely absent. ᵃ Binary task on the validation split, not a multi-class test set, and therefore not directly comparable with the other rows. ᵇ Patient identifiers are present in the source collection and were not used; slices from one patient may fall on both sides of the split. ᶜ Validation was performed on a Kaggle collection subsequently documented as sharing more than 2,260 images with the training source [30]; the study makes no independence claim or check. ᵈ The overlap is quantified but the detection method is not described. ᵉ Five random initialisations were run and the highest accuracy reported, which biases the headline figure upward relative to a single run. ᶠ The value of 98.73% reported in the source is a sample-weighted average over training and test partitions (support 7,023) rather than a test metric; the test accuracy is given here. ᵍ Augmentation appears to precede the split, so augmented copies of one source image may fall on both sides. A sixth study meeting the inclusion criteria was omitted: its reported figures are numerically identical to those of Zulfiqar et al. on the same dataset and pipeline, and the relationship between the two reports is unresolved.</w:t>
       </w:r>
     </w:p>
     <w:p>

--- a/reports/Gonzalves_BrainMRI_Reliability_Paper_final.docx
+++ b/reports/Gonzalves_BrainMRI_Reliability_Paper_final.docx
@@ -6888,6 +6888,21 @@
     </w:p>
     <w:p>
       <w:pPr>
+        <w:spacing w:after="160"/>
+        <w:jc w:val="both"/>
+      </w:pPr>
+      <w:r>
+        <w:rPr>
+          <w:rFonts w:ascii="Times New Roman" w:hAnsi="Times New Roman" w:cs="Times New Roman" w:eastAsia="Times New Roman"/>
+          <w:b w:val="0"/>
+          <w:i w:val="0"/>
+          <w:sz w:val="22"/>
+        </w:rPr>
+        <w:t>A further ablation binarised the internal test images at a fixed intensity threshold, retaining a skull outline and discarding internal structure, and evaluated all fifteen checkpoints without retraining. Accuracy fell below the chance floor for eleven of fifteen checkpoints, with entire 95% intervals lying beneath it for two of the three architectures. A model retaining usable signal cannot score below the accuracy obtained by always predicting the largest class, so this condition measures the effect of severe distribution shift on models trained on unmodified images rather than the information content of a skull outline. The ablation is therefore reported as uninformative and no conclusion is drawn from it. Establishing what a skull outline supports would require training on binarised images, which was not performed.</w:t>
+      </w:r>
+    </w:p>
+    <w:p>
+      <w:pPr>
         <w:pStyle w:val="Heading2"/>
         <w:spacing w:after="140" w:before="260"/>
       </w:pPr>
@@ -11248,6 +11263,946 @@
     <w:p>
       <w:pPr>
         <w:pStyle w:val="Heading2"/>
+        <w:jc w:val="left"/>
+      </w:pPr>
+      <w:r>
+        <w:rPr>
+          <w:rFonts w:ascii="Times New Roman" w:hAnsi="Times New Roman" w:cs="Times New Roman" w:eastAsia="Times New Roman"/>
+          <w:b/>
+          <w:i w:val="0"/>
+          <w:sz w:val="24"/>
+        </w:rPr>
+        <w:t>3.9 Dataset-Intrinsic Confounds in the Internal Benchmark</w:t>
+      </w:r>
+    </w:p>
+    <w:p>
+      <w:pPr>
+        <w:spacing w:after="160"/>
+        <w:jc w:val="both"/>
+      </w:pPr>
+      <w:r>
+        <w:rPr>
+          <w:rFonts w:ascii="Times New Roman" w:hAnsi="Times New Roman" w:cs="Times New Roman" w:eastAsia="Times New Roman"/>
+          <w:b w:val="0"/>
+          <w:i w:val="0"/>
+          <w:sz w:val="22"/>
+        </w:rPr>
+        <w:t>The results reported so far treat internal macro-F1 as a measurement whose reproducibility is in question but whose meaning is not. This section examines the measurement itself. Two properties of the internal dataset are reported: the extent to which its class labels are predictable from features that cannot encode tumour appearance, and the extent to which one of its four classes is separable from the others on acquisition properties alone. Both bear directly on the interpretation of every internal figure in this study, and the second offers a candidate mechanism for the shifted-domain behaviour reported in Section 3.4.</w:t>
+      </w:r>
+    </w:p>
+    <w:p>
+      <w:pPr>
+        <w:pStyle w:val="Heading3"/>
+        <w:jc w:val="left"/>
+      </w:pPr>
+      <w:r>
+        <w:rPr>
+          <w:rFonts w:ascii="Times New Roman" w:hAnsi="Times New Roman" w:cs="Times New Roman" w:eastAsia="Times New Roman"/>
+          <w:b/>
+          <w:i w:val="0"/>
+          <w:sz w:val="22"/>
+        </w:rPr>
+        <w:t>3.9.1 Class labels are partly predictable without tumour information</w:t>
+      </w:r>
+    </w:p>
+    <w:p>
+      <w:pPr>
+        <w:spacing w:after="160"/>
+        <w:jc w:val="both"/>
+      </w:pPr>
+      <w:r>
+        <w:rPr>
+          <w:rFonts w:ascii="Times New Roman" w:hAnsi="Times New Roman" w:cs="Times New Roman" w:eastAsia="Times New Roman"/>
+          <w:b w:val="0"/>
+          <w:i w:val="0"/>
+          <w:sz w:val="22"/>
+        </w:rPr>
+        <w:t>Wallis and Buvat [9] showed that high classification accuracy is achievable on a widely used brain tumour MRI dataset using no information about the tumour itself, arising from implicit radiologist input in two-dimensional slice selection. Because the internal dataset used here derives from the same benchmark family, that finding was replicated directly on the leakage-aware split.</w:t>
+      </w:r>
+    </w:p>
+    <w:p>
+      <w:pPr>
+        <w:spacing w:after="160"/>
+        <w:jc w:val="both"/>
+      </w:pPr>
+      <w:r>
+        <w:rPr>
+          <w:rFonts w:ascii="Times New Roman" w:hAnsi="Times New Roman" w:cs="Times New Roman" w:eastAsia="Times New Roman"/>
+          <w:b w:val="0"/>
+          <w:i w:val="0"/>
+          <w:sz w:val="22"/>
+        </w:rPr>
+        <w:t>Four features were extracted from each image: the proportion of exactly-zero pixels, the mean and maximum intensity, and the number of distinct intensity values. None encodes tumour appearance, location or morphology; all describe how the slice was framed and encoded. A decision tree and a logistic regression were fitted on the training partition and scored on the validation and test partitions. Following the source study, the principal analysis is restricted to the three tumour classes, since the no-tumour class is treated separately in Section 3.9.2.</w:t>
+      </w:r>
+    </w:p>
+    <w:tbl>
+      <w:tblPr>
+        <w:tblW w:type="auto" w:w="0"/>
+        <w:jc w:val="center"/>
+        <w:tblLayout w:type="autofit"/>
+        <w:tblLook w:firstColumn="1" w:firstRow="1" w:lastColumn="0" w:lastRow="0" w:noHBand="0" w:noVBand="1" w:val="04A0"/>
+        <w:tblBorders>
+          <w:top w:val="single" w:sz="4" w:space="0" w:color="666666"/>
+          <w:left w:val="single" w:sz="4" w:space="0" w:color="666666"/>
+          <w:bottom w:val="single" w:sz="4" w:space="0" w:color="666666"/>
+          <w:right w:val="single" w:sz="4" w:space="0" w:color="666666"/>
+          <w:insideH w:val="single" w:sz="4" w:space="0" w:color="666666"/>
+          <w:insideV w:val="single" w:sz="4" w:space="0" w:color="666666"/>
+        </w:tblBorders>
+      </w:tblPr>
+      <w:tblGrid>
+        <w:gridCol w:w="3009"/>
+        <w:gridCol w:w="3009"/>
+        <w:gridCol w:w="3009"/>
+      </w:tblGrid>
+      <w:tr>
+        <w:tc>
+          <w:tcPr>
+            <w:tcW w:type="dxa" w:w="3182"/>
+            <w:shd w:val="clear" w:fill="E8E8E8"/>
+          </w:tcPr>
+          <w:p>
+            <w:pPr>
+              <w:spacing w:after="0" w:before="0"/>
+              <w:jc w:val="center"/>
+            </w:pPr>
+            <w:r/>
+            <w:r>
+              <w:rPr>
+                <w:rFonts w:ascii="Times New Roman" w:hAnsi="Times New Roman"/>
+                <w:b/>
+                <w:sz w:val="18"/>
+              </w:rPr>
+              <w:t>Feature set</w:t>
+            </w:r>
+          </w:p>
+        </w:tc>
+        <w:tc>
+          <w:tcPr>
+            <w:tcW w:type="dxa" w:w="3089"/>
+            <w:shd w:val="clear" w:fill="E8E8E8"/>
+          </w:tcPr>
+          <w:p>
+            <w:pPr>
+              <w:spacing w:after="0" w:before="0"/>
+              <w:jc w:val="center"/>
+            </w:pPr>
+            <w:r/>
+            <w:r>
+              <w:rPr>
+                <w:rFonts w:ascii="Times New Roman" w:hAnsi="Times New Roman"/>
+                <w:b/>
+                <w:sz w:val="18"/>
+              </w:rPr>
+              <w:t>Validation accuracy (95% CI)</w:t>
+            </w:r>
+          </w:p>
+        </w:tc>
+        <w:tc>
+          <w:tcPr>
+            <w:tcW w:type="dxa" w:w="3089"/>
+            <w:shd w:val="clear" w:fill="E8E8E8"/>
+          </w:tcPr>
+          <w:p>
+            <w:pPr>
+              <w:spacing w:after="0" w:before="0"/>
+              <w:jc w:val="center"/>
+            </w:pPr>
+            <w:r/>
+            <w:r>
+              <w:rPr>
+                <w:rFonts w:ascii="Times New Roman" w:hAnsi="Times New Roman"/>
+                <w:b/>
+                <w:sz w:val="18"/>
+              </w:rPr>
+              <w:t>Test accuracy (95% CI)</w:t>
+            </w:r>
+          </w:p>
+        </w:tc>
+      </w:tr>
+      <w:tr>
+        <w:tc>
+          <w:tcPr>
+            <w:tcW w:type="dxa" w:w="3182"/>
+          </w:tcPr>
+          <w:p>
+            <w:pPr>
+              <w:spacing w:after="0" w:before="0"/>
+              <w:jc w:val="left"/>
+            </w:pPr>
+            <w:r/>
+            <w:r>
+              <w:rPr>
+                <w:rFonts w:ascii="Times New Roman" w:hAnsi="Times New Roman"/>
+                <w:b w:val="0"/>
+                <w:sz w:val="18"/>
+              </w:rPr>
+              <w:t>Three features (strict replication)</w:t>
+            </w:r>
+          </w:p>
+        </w:tc>
+        <w:tc>
+          <w:tcPr>
+            <w:tcW w:type="dxa" w:w="3089"/>
+          </w:tcPr>
+          <w:p>
+            <w:pPr>
+              <w:spacing w:after="0" w:before="0"/>
+              <w:jc w:val="center"/>
+            </w:pPr>
+            <w:r/>
+            <w:r>
+              <w:rPr>
+                <w:rFonts w:ascii="Times New Roman" w:hAnsi="Times New Roman"/>
+                <w:b w:val="0"/>
+                <w:sz w:val="18"/>
+              </w:rPr>
+              <w:t>0.6454 (0.6117, 0.6778)</w:t>
+            </w:r>
+          </w:p>
+        </w:tc>
+        <w:tc>
+          <w:tcPr>
+            <w:tcW w:type="dxa" w:w="3089"/>
+          </w:tcPr>
+          <w:p>
+            <w:pPr>
+              <w:spacing w:after="0" w:before="0"/>
+              <w:jc w:val="center"/>
+            </w:pPr>
+            <w:r/>
+            <w:r>
+              <w:rPr>
+                <w:rFonts w:ascii="Times New Roman" w:hAnsi="Times New Roman"/>
+                <w:b w:val="0"/>
+                <w:sz w:val="18"/>
+              </w:rPr>
+              <w:t>0.6737 (0.6405, 0.7053)</w:t>
+            </w:r>
+          </w:p>
+        </w:tc>
+      </w:tr>
+      <w:tr>
+        <w:tc>
+          <w:tcPr>
+            <w:tcW w:type="dxa" w:w="3182"/>
+          </w:tcPr>
+          <w:p>
+            <w:pPr>
+              <w:spacing w:after="0" w:before="0"/>
+              <w:jc w:val="left"/>
+            </w:pPr>
+            <w:r/>
+            <w:r>
+              <w:rPr>
+                <w:rFonts w:ascii="Times New Roman" w:hAnsi="Times New Roman"/>
+                <w:b w:val="0"/>
+                <w:sz w:val="18"/>
+              </w:rPr>
+              <w:t>Four features</w:t>
+            </w:r>
+          </w:p>
+        </w:tc>
+        <w:tc>
+          <w:tcPr>
+            <w:tcW w:type="dxa" w:w="3089"/>
+          </w:tcPr>
+          <w:p>
+            <w:pPr>
+              <w:spacing w:after="0" w:before="0"/>
+              <w:jc w:val="center"/>
+            </w:pPr>
+            <w:r/>
+            <w:r>
+              <w:rPr>
+                <w:rFonts w:ascii="Times New Roman" w:hAnsi="Times New Roman"/>
+                <w:b w:val="0"/>
+                <w:sz w:val="18"/>
+              </w:rPr>
+              <w:t>0.6579 (0.6244, 0.6900)</w:t>
+            </w:r>
+          </w:p>
+        </w:tc>
+        <w:tc>
+          <w:tcPr>
+            <w:tcW w:type="dxa" w:w="3089"/>
+          </w:tcPr>
+          <w:p>
+            <w:pPr>
+              <w:spacing w:after="0" w:before="0"/>
+              <w:jc w:val="center"/>
+            </w:pPr>
+            <w:r/>
+            <w:r>
+              <w:rPr>
+                <w:rFonts w:ascii="Times New Roman" w:hAnsi="Times New Roman"/>
+                <w:b w:val="0"/>
+                <w:sz w:val="18"/>
+              </w:rPr>
+              <w:t>0.6825 (0.6494, 0.7138)</w:t>
+            </w:r>
+          </w:p>
+        </w:tc>
+      </w:tr>
+      <w:tr>
+        <w:tc>
+          <w:tcPr>
+            <w:tcW w:type="dxa" w:w="3182"/>
+          </w:tcPr>
+          <w:p>
+            <w:pPr>
+              <w:spacing w:after="0" w:before="0"/>
+              <w:jc w:val="left"/>
+            </w:pPr>
+            <w:r/>
+            <w:r>
+              <w:rPr>
+                <w:rFonts w:ascii="Times New Roman" w:hAnsi="Times New Roman"/>
+                <w:b w:val="0"/>
+                <w:sz w:val="18"/>
+              </w:rPr>
+              <w:t>Image dimensions only</w:t>
+            </w:r>
+          </w:p>
+        </w:tc>
+        <w:tc>
+          <w:tcPr>
+            <w:tcW w:type="dxa" w:w="3089"/>
+          </w:tcPr>
+          <w:p>
+            <w:pPr>
+              <w:spacing w:after="0" w:before="0"/>
+              <w:jc w:val="center"/>
+            </w:pPr>
+            <w:r/>
+            <w:r>
+              <w:rPr>
+                <w:rFonts w:ascii="Times New Roman" w:hAnsi="Times New Roman"/>
+                <w:b w:val="0"/>
+                <w:sz w:val="18"/>
+              </w:rPr>
+              <w:t>0.3483 (0.3161, 0.3820)</w:t>
+            </w:r>
+          </w:p>
+        </w:tc>
+        <w:tc>
+          <w:tcPr>
+            <w:tcW w:type="dxa" w:w="3089"/>
+          </w:tcPr>
+          <w:p>
+            <w:pPr>
+              <w:spacing w:after="0" w:before="0"/>
+              <w:jc w:val="center"/>
+            </w:pPr>
+            <w:r/>
+            <w:r>
+              <w:rPr>
+                <w:rFonts w:ascii="Times New Roman" w:hAnsi="Times New Roman"/>
+                <w:b w:val="0"/>
+                <w:sz w:val="18"/>
+              </w:rPr>
+              <w:t>0.3463 (0.3141, 0.3799)</w:t>
+            </w:r>
+          </w:p>
+        </w:tc>
+      </w:tr>
+      <w:tr>
+        <w:tc>
+          <w:tcPr>
+            <w:tcW w:type="dxa" w:w="3182"/>
+          </w:tcPr>
+          <w:p>
+            <w:pPr>
+              <w:spacing w:after="0" w:before="0"/>
+              <w:jc w:val="left"/>
+            </w:pPr>
+            <w:r/>
+            <w:r>
+              <w:rPr>
+                <w:rFonts w:ascii="Times New Roman" w:hAnsi="Times New Roman"/>
+                <w:b w:val="0"/>
+                <w:sz w:val="18"/>
+              </w:rPr>
+              <w:t>Chance floor (majority class)</w:t>
+            </w:r>
+          </w:p>
+        </w:tc>
+        <w:tc>
+          <w:tcPr>
+            <w:tcW w:type="dxa" w:w="3089"/>
+          </w:tcPr>
+          <w:p>
+            <w:pPr>
+              <w:spacing w:after="0" w:before="0"/>
+              <w:jc w:val="center"/>
+            </w:pPr>
+            <w:r/>
+            <w:r>
+              <w:rPr>
+                <w:rFonts w:ascii="Times New Roman" w:hAnsi="Times New Roman"/>
+                <w:b w:val="0"/>
+                <w:sz w:val="18"/>
+              </w:rPr>
+              <w:t>0.3358 (0.3040, 0.3693)</w:t>
+            </w:r>
+          </w:p>
+        </w:tc>
+        <w:tc>
+          <w:tcPr>
+            <w:tcW w:type="dxa" w:w="3089"/>
+          </w:tcPr>
+          <w:p>
+            <w:pPr>
+              <w:spacing w:after="0" w:before="0"/>
+              <w:jc w:val="center"/>
+            </w:pPr>
+            <w:r/>
+            <w:r>
+              <w:rPr>
+                <w:rFonts w:ascii="Times New Roman" w:hAnsi="Times New Roman"/>
+                <w:b w:val="0"/>
+                <w:sz w:val="18"/>
+              </w:rPr>
+              <w:t>0.3362 (0.3044, 0.3697)</w:t>
+            </w:r>
+          </w:p>
+        </w:tc>
+      </w:tr>
+    </w:tbl>
+    <w:p>
+      <w:pPr>
+        <w:spacing w:after="100"/>
+        <w:jc w:val="left"/>
+      </w:pPr>
+      <w:r>
+        <w:rPr>
+          <w:rFonts w:ascii="Times New Roman" w:hAnsi="Times New Roman" w:cs="Times New Roman" w:eastAsia="Times New Roman"/>
+          <w:b w:val="0"/>
+          <w:i/>
+          <w:sz w:val="20"/>
+        </w:rPr>
+        <w:t>Table 12. Three-class accuracy from features that cannot encode tumour appearance (n = 801 validation, 800 test). Wilson 95% intervals over fixed denominators.</w:t>
+      </w:r>
+    </w:p>
+    <w:p>
+      <w:pPr>
+        <w:spacing w:after="160"/>
+        <w:jc w:val="both"/>
+      </w:pPr>
+      <w:r>
+        <w:rPr>
+          <w:rFonts w:ascii="Times New Roman" w:hAnsi="Times New Roman" w:cs="Times New Roman" w:eastAsia="Times New Roman"/>
+          <w:b w:val="0"/>
+          <w:i w:val="0"/>
+          <w:sz w:val="22"/>
+        </w:rPr>
+        <w:t>The strict three-feature replication reaches 0.6737 (0.6405, 0.7053) on the test partition against a chance floor whose upper bound is 0.3697 — the nearest bounds are separated by 0.27. Validation and test agree as intervals rather than by assertion: every feature set's two intervals overlap substantially, and the largest point difference is 0.019 against interval widths of approximately 0.065.</w:t>
+      </w:r>
+    </w:p>
+    <w:p>
+      <w:pPr>
+        <w:spacing w:after="160"/>
+        <w:jc w:val="both"/>
+      </w:pPr>
+      <w:r>
+        <w:rPr>
+          <w:rFonts w:ascii="Times New Roman" w:hAnsi="Times New Roman" w:cs="Times New Roman" w:eastAsia="Times New Roman"/>
+          <w:b w:val="0"/>
+          <w:i w:val="0"/>
+          <w:sz w:val="22"/>
+        </w:rPr>
+        <w:t>This is a smaller effect than the source study reports, closing roughly 54% of the chance-to-ceiling gap against their 81%. The fitted tree splits almost entirely on the proportion of exactly-zero pixels, that is on background extent, which is a property of how the slice was framed. Maximum intensity is never used as a split, because the re-encoding applied when this benchmark was compiled saturated it.</w:t>
+      </w:r>
+    </w:p>
+    <w:p>
+      <w:pPr>
+        <w:spacing w:after="160"/>
+        <w:jc w:val="both"/>
+      </w:pPr>
+      <w:r>
+        <w:rPr>
+          <w:rFonts w:ascii="Times New Roman" w:hAnsi="Times New Roman" w:cs="Times New Roman" w:eastAsia="Times New Roman"/>
+          <w:b w:val="0"/>
+          <w:i w:val="0"/>
+          <w:sz w:val="22"/>
+        </w:rPr>
+        <w:t>The implication is bounded but material. It does not show that the trained networks use these features, and a tree reaching 0.67 does not explain a network reaching 0.97. It shows that a substantial share of the label information in this benchmark is carried by properties that are not the pathology, so internal accuracy on it overstates tumour-recognition ability by an amount this study cannot quantify. That is a statement about the benchmark rather than about the architectures, and it applies equally to every published result on the same data.</w:t>
+      </w:r>
+    </w:p>
+    <w:p>
+      <w:pPr>
+        <w:pStyle w:val="Heading3"/>
+        <w:jc w:val="left"/>
+      </w:pPr>
+      <w:r>
+        <w:rPr>
+          <w:rFonts w:ascii="Times New Roman" w:hAnsi="Times New Roman" w:cs="Times New Roman" w:eastAsia="Times New Roman"/>
+          <w:b/>
+          <w:i w:val="0"/>
+          <w:sz w:val="22"/>
+        </w:rPr>
+        <w:t>3.9.2 The no-tumour class has different provenance</w:t>
+      </w:r>
+    </w:p>
+    <w:p>
+      <w:pPr>
+        <w:spacing w:after="160"/>
+        <w:jc w:val="both"/>
+      </w:pPr>
+      <w:r>
+        <w:rPr>
+          <w:rFonts w:ascii="Times New Roman" w:hAnsi="Times New Roman" w:cs="Times New Roman" w:eastAsia="Times New Roman"/>
+          <w:b w:val="0"/>
+          <w:i w:val="0"/>
+          <w:sz w:val="22"/>
+        </w:rPr>
+        <w:t>A second and distinct property emerged from the same analysis. Where the three-class result above uses features describing image content, the control condition used image dimensions alone — width and height, with no pixel information whatsoever.</w:t>
+      </w:r>
+    </w:p>
+    <w:tbl>
+      <w:tblPr>
+        <w:tblW w:type="auto" w:w="0"/>
+        <w:jc w:val="center"/>
+        <w:tblLayout w:type="autofit"/>
+        <w:tblLook w:firstColumn="1" w:firstRow="1" w:lastColumn="0" w:lastRow="0" w:noHBand="0" w:noVBand="1" w:val="04A0"/>
+        <w:tblBorders>
+          <w:top w:val="single" w:sz="4" w:space="0" w:color="666666"/>
+          <w:left w:val="single" w:sz="4" w:space="0" w:color="666666"/>
+          <w:bottom w:val="single" w:sz="4" w:space="0" w:color="666666"/>
+          <w:right w:val="single" w:sz="4" w:space="0" w:color="666666"/>
+          <w:insideH w:val="single" w:sz="4" w:space="0" w:color="666666"/>
+          <w:insideV w:val="single" w:sz="4" w:space="0" w:color="666666"/>
+        </w:tblBorders>
+      </w:tblPr>
+      <w:tblGrid>
+        <w:gridCol w:w="3009"/>
+        <w:gridCol w:w="3009"/>
+        <w:gridCol w:w="3009"/>
+      </w:tblGrid>
+      <w:tr>
+        <w:tc>
+          <w:tcPr>
+            <w:tcW w:type="dxa" w:w="2808"/>
+            <w:shd w:val="clear" w:fill="E8E8E8"/>
+          </w:tcPr>
+          <w:p>
+            <w:pPr>
+              <w:spacing w:after="0" w:before="0"/>
+              <w:jc w:val="center"/>
+            </w:pPr>
+            <w:r/>
+            <w:r>
+              <w:rPr>
+                <w:rFonts w:ascii="Times New Roman" w:hAnsi="Times New Roman"/>
+                <w:b/>
+                <w:sz w:val="18"/>
+              </w:rPr>
+              <w:t>Label scope</w:t>
+            </w:r>
+          </w:p>
+        </w:tc>
+        <w:tc>
+          <w:tcPr>
+            <w:tcW w:type="dxa" w:w="3370"/>
+            <w:shd w:val="clear" w:fill="E8E8E8"/>
+          </w:tcPr>
+          <w:p>
+            <w:pPr>
+              <w:spacing w:after="0" w:before="0"/>
+              <w:jc w:val="center"/>
+            </w:pPr>
+            <w:r/>
+            <w:r>
+              <w:rPr>
+                <w:rFonts w:ascii="Times New Roman" w:hAnsi="Times New Roman"/>
+                <w:b/>
+                <w:sz w:val="18"/>
+              </w:rPr>
+              <w:t>Dimensions-only accuracy (95% CI)</w:t>
+            </w:r>
+          </w:p>
+        </w:tc>
+        <w:tc>
+          <w:tcPr>
+            <w:tcW w:type="dxa" w:w="3182"/>
+            <w:shd w:val="clear" w:fill="E8E8E8"/>
+          </w:tcPr>
+          <w:p>
+            <w:pPr>
+              <w:spacing w:after="0" w:before="0"/>
+              <w:jc w:val="center"/>
+            </w:pPr>
+            <w:r/>
+            <w:r>
+              <w:rPr>
+                <w:rFonts w:ascii="Times New Roman" w:hAnsi="Times New Roman"/>
+                <w:b/>
+                <w:sz w:val="18"/>
+              </w:rPr>
+              <w:t>Chance floor (95% CI)</w:t>
+            </w:r>
+          </w:p>
+        </w:tc>
+      </w:tr>
+      <w:tr>
+        <w:tc>
+          <w:tcPr>
+            <w:tcW w:type="dxa" w:w="2808"/>
+          </w:tcPr>
+          <w:p>
+            <w:pPr>
+              <w:spacing w:after="0" w:before="0"/>
+              <w:jc w:val="left"/>
+            </w:pPr>
+            <w:r/>
+            <w:r>
+              <w:rPr>
+                <w:rFonts w:ascii="Times New Roman" w:hAnsi="Times New Roman"/>
+                <w:b w:val="0"/>
+                <w:sz w:val="18"/>
+              </w:rPr>
+              <w:t>Three tumour classes</w:t>
+            </w:r>
+          </w:p>
+        </w:tc>
+        <w:tc>
+          <w:tcPr>
+            <w:tcW w:type="dxa" w:w="3370"/>
+          </w:tcPr>
+          <w:p>
+            <w:pPr>
+              <w:spacing w:after="0" w:before="0"/>
+              <w:jc w:val="center"/>
+            </w:pPr>
+            <w:r/>
+            <w:r>
+              <w:rPr>
+                <w:rFonts w:ascii="Times New Roman" w:hAnsi="Times New Roman"/>
+                <w:b w:val="0"/>
+                <w:sz w:val="18"/>
+              </w:rPr>
+              <w:t>0.3463 (0.3141, 0.3799)</w:t>
+            </w:r>
+          </w:p>
+        </w:tc>
+        <w:tc>
+          <w:tcPr>
+            <w:tcW w:type="dxa" w:w="3182"/>
+          </w:tcPr>
+          <w:p>
+            <w:pPr>
+              <w:spacing w:after="0" w:before="0"/>
+              <w:jc w:val="center"/>
+            </w:pPr>
+            <w:r/>
+            <w:r>
+              <w:rPr>
+                <w:rFonts w:ascii="Times New Roman" w:hAnsi="Times New Roman"/>
+                <w:b w:val="0"/>
+                <w:sz w:val="18"/>
+              </w:rPr>
+              <w:t>0.3362 (0.3044, 0.3697)</w:t>
+            </w:r>
+          </w:p>
+        </w:tc>
+      </w:tr>
+      <w:tr>
+        <w:tc>
+          <w:tcPr>
+            <w:tcW w:type="dxa" w:w="2808"/>
+          </w:tcPr>
+          <w:p>
+            <w:pPr>
+              <w:spacing w:after="0" w:before="0"/>
+              <w:jc w:val="left"/>
+            </w:pPr>
+            <w:r/>
+            <w:r>
+              <w:rPr>
+                <w:rFonts w:ascii="Times New Roman" w:hAnsi="Times New Roman"/>
+                <w:b w:val="0"/>
+                <w:sz w:val="18"/>
+              </w:rPr>
+              <w:t>All four classes</w:t>
+            </w:r>
+          </w:p>
+        </w:tc>
+        <w:tc>
+          <w:tcPr>
+            <w:tcW w:type="dxa" w:w="3370"/>
+          </w:tcPr>
+          <w:p>
+            <w:pPr>
+              <w:spacing w:after="0" w:before="0"/>
+              <w:jc w:val="center"/>
+            </w:pPr>
+            <w:r/>
+            <w:r>
+              <w:rPr>
+                <w:rFonts w:ascii="Times New Roman" w:hAnsi="Times New Roman"/>
+                <w:b w:val="0"/>
+                <w:sz w:val="18"/>
+              </w:rPr>
+              <w:t>0.4548 (0.4249, 0.4850)</w:t>
+            </w:r>
+          </w:p>
+        </w:tc>
+        <w:tc>
+          <w:tcPr>
+            <w:tcW w:type="dxa" w:w="3182"/>
+          </w:tcPr>
+          <w:p>
+            <w:pPr>
+              <w:spacing w:after="0" w:before="0"/>
+              <w:jc w:val="center"/>
+            </w:pPr>
+            <w:r/>
+            <w:r>
+              <w:rPr>
+                <w:rFonts w:ascii="Times New Roman" w:hAnsi="Times New Roman"/>
+                <w:b w:val="0"/>
+                <w:sz w:val="18"/>
+              </w:rPr>
+              <w:t>0.2559 (0.2305, 0.2832)</w:t>
+            </w:r>
+          </w:p>
+        </w:tc>
+      </w:tr>
+    </w:tbl>
+    <w:p>
+      <w:pPr>
+        <w:spacing w:after="100"/>
+        <w:jc w:val="left"/>
+      </w:pPr>
+      <w:r>
+        <w:rPr>
+          <w:rFonts w:ascii="Times New Roman" w:hAnsi="Times New Roman" w:cs="Times New Roman" w:eastAsia="Times New Roman"/>
+          <w:b w:val="0"/>
+          <w:i/>
+          <w:sz w:val="20"/>
+        </w:rPr>
+        <w:t>Table 13. Accuracy from image dimensions alone (n = 800 and 1,051 test). Wilson 95% intervals.</w:t>
+      </w:r>
+    </w:p>
+    <w:p>
+      <w:pPr>
+        <w:spacing w:after="160"/>
+        <w:jc w:val="both"/>
+      </w:pPr>
+      <w:r>
+        <w:rPr>
+          <w:rFonts w:ascii="Times New Roman" w:hAnsi="Times New Roman" w:cs="Times New Roman" w:eastAsia="Times New Roman"/>
+          <w:b w:val="0"/>
+          <w:i w:val="0"/>
+          <w:sz w:val="22"/>
+        </w:rPr>
+        <w:t>Among the three tumour classes, image dimensions carry no information: the interval (0.3141, 0.3799) sits almost entirely inside the chance interval (0.3044, 0.3697). Adding the no-tumour class changes this completely — 0.4548 (0.4249, 0.4850) against a floor of 0.2559 (0.2305, 0.2832), with the nearest bounds 0.14 apart. Image dimensions are uninformative until the no-tumour class enters, at which point they become substantially predictive.</w:t>
+      </w:r>
+    </w:p>
+    <w:p>
+      <w:pPr>
+        <w:spacing w:after="160"/>
+        <w:jc w:val="both"/>
+      </w:pPr>
+      <w:r>
+        <w:rPr>
+          <w:rFonts w:ascii="Times New Roman" w:hAnsi="Times New Roman" w:cs="Times New Roman" w:eastAsia="Times New Roman"/>
+          <w:b w:val="0"/>
+          <w:i w:val="0"/>
+          <w:sz w:val="22"/>
+        </w:rPr>
+        <w:t>Three independent signals establish that this class differs from the others in how its files were produced.</w:t>
+      </w:r>
+    </w:p>
+    <w:p>
+      <w:pPr>
+        <w:spacing w:after="160"/>
+        <w:jc w:val="both"/>
+      </w:pPr>
+      <w:r>
+        <w:rPr>
+          <w:rFonts w:ascii="Times New Roman" w:hAnsi="Times New Roman" w:cs="Times New Roman" w:eastAsia="Times New Roman"/>
+          <w:b/>
+          <w:i w:val="0"/>
+          <w:sz w:val="22"/>
+        </w:rPr>
+        <w:t>Geometry.</w:t>
+      </w:r>
+      <w:r>
+        <w:rPr>
+          <w:rFonts w:ascii="Times New Roman" w:hAnsi="Times New Roman" w:cs="Times New Roman" w:eastAsia="Times New Roman"/>
+          <w:b w:val="0"/>
+          <w:i w:val="0"/>
+          <w:sz w:val="22"/>
+        </w:rPr>
+        <w:t xml:space="preserve"> 96.4% of glioma, 86.3% of meningioma and 96.7% of pituitary images are 512×512 pixels, against 1.0% of no-tumour images. The tumour classes span 27 to 126 distinct image sizes; the no-tumour class spans 250.</w:t>
+      </w:r>
+    </w:p>
+    <w:p>
+      <w:pPr>
+        <w:spacing w:after="160"/>
+        <w:jc w:val="both"/>
+      </w:pPr>
+      <w:r>
+        <w:rPr>
+          <w:rFonts w:ascii="Times New Roman" w:hAnsi="Times New Roman" w:cs="Times New Roman" w:eastAsia="Times New Roman"/>
+          <w:b/>
+          <w:i w:val="0"/>
+          <w:sz w:val="22"/>
+        </w:rPr>
+        <w:t>Encoder signature.</w:t>
+      </w:r>
+      <w:r>
+        <w:rPr>
+          <w:rFonts w:ascii="Times New Roman" w:hAnsi="Times New Roman" w:cs="Times New Roman" w:eastAsia="Times New Roman"/>
+          <w:b w:val="0"/>
+          <w:i w:val="0"/>
+          <w:sz w:val="22"/>
+        </w:rPr>
+        <w:t xml:space="preserve"> JPEG quantisation tables record which encoder and quality setting a file last passed through and survive renaming, which matters here because the benchmark rewrites all filenames to a uniform scheme. The three tumour classes carry two to four distinct quantisation tables each. The no-tumour class carries fifty. Its dominant table appears in no non-augmented tumour image.</w:t>
+      </w:r>
+    </w:p>
+    <w:p>
+      <w:pPr>
+        <w:spacing w:after="160"/>
+        <w:jc w:val="both"/>
+      </w:pPr>
+      <w:r>
+        <w:rPr>
+          <w:rFonts w:ascii="Times New Roman" w:hAnsi="Times New Roman" w:cs="Times New Roman" w:eastAsia="Times New Roman"/>
+          <w:b/>
+          <w:i w:val="0"/>
+          <w:sz w:val="22"/>
+        </w:rPr>
+        <w:t>Persistence across compilations.</w:t>
+      </w:r>
+      <w:r>
+        <w:rPr>
+          <w:rFonts w:ascii="Times New Roman" w:hAnsi="Times New Roman" w:cs="Times New Roman" w:eastAsia="Times New Roman"/>
+          <w:b w:val="0"/>
+          <w:i w:val="0"/>
+          <w:sz w:val="22"/>
+        </w:rPr>
+        <w:t xml:space="preserve"> The candidate external dataset rejected in Section 3.1 was compiled independently from the same public source. Matching by perceptual hash, so that re-encoded copies still count, 98.2% of its glioma images, 97.7% of its meningioma images and 100.0% of its pituitary images also appear in the internal dataset — against 4.4% of its no-tumour images. The three tumour classes constitute a stable corpus that travels between independently assembled compilations. The no-tumour images do not.</w:t>
+      </w:r>
+    </w:p>
+    <w:p>
+      <w:pPr>
+        <w:spacing w:after="160"/>
+        <w:jc w:val="both"/>
+      </w:pPr>
+      <w:r>
+        <w:rPr>
+          <w:rFonts w:ascii="Times New Roman" w:hAnsi="Times New Roman" w:cs="Times New Roman" w:eastAsia="Times New Roman"/>
+          <w:b w:val="0"/>
+          <w:i w:val="0"/>
+          <w:sz w:val="22"/>
+        </w:rPr>
+        <w:t>The three signals agree and none depends on documentation. The compiler of this benchmark describes the tumour classes as drawn from two upstream collections and the no-tumour class from a third; that attribution is consistent with what is measured here but was not independently verified in this study, and none of the claims above rests on it. What is established is that the no-tumour class was sourced differently and is separable from the tumour classes on acquisition properties alone.</w:t>
+      </w:r>
+    </w:p>
+    <w:p>
+      <w:pPr>
+        <w:pStyle w:val="Heading3"/>
+        <w:jc w:val="left"/>
+      </w:pPr>
+      <w:r>
+        <w:rPr>
+          <w:rFonts w:ascii="Times New Roman" w:hAnsi="Times New Roman" w:cs="Times New Roman" w:eastAsia="Times New Roman"/>
+          <w:b/>
+          <w:i w:val="0"/>
+          <w:sz w:val="22"/>
+        </w:rPr>
+        <w:t>3.9.3 A candidate mechanism for the shifted-domain result, and its limits</w:t>
+      </w:r>
+    </w:p>
+    <w:p>
+      <w:pPr>
+        <w:spacing w:after="160"/>
+        <w:jc w:val="both"/>
+      </w:pPr>
+      <w:r>
+        <w:rPr>
+          <w:rFonts w:ascii="Times New Roman" w:hAnsi="Times New Roman" w:cs="Times New Roman" w:eastAsia="Times New Roman"/>
+          <w:b w:val="0"/>
+          <w:i w:val="0"/>
+          <w:sz w:val="22"/>
+        </w:rPr>
+        <w:t>Section 3.4 reported that misassigned human glioma slices concentrate in the no-tumour class, from 0.271 ± 0.066 for ResNet18 to 0.628 ± 0.169 for ViT-B/16, and that the between-architecture difference cannot be attributed to slice selection because all architectures were evaluated on identical slices. Section 3.9.2 establishes that the no-tumour class is the one class in the internal dataset separable on acquisition properties alone.</w:t>
+      </w:r>
+    </w:p>
+    <w:p>
+      <w:pPr>
+        <w:spacing w:after="160"/>
+        <w:jc w:val="both"/>
+      </w:pPr>
+      <w:r>
+        <w:rPr>
+          <w:rFonts w:ascii="Times New Roman" w:hAnsi="Times New Roman" w:cs="Times New Roman" w:eastAsia="Times New Roman"/>
+          <w:b w:val="0"/>
+          <w:i w:val="0"/>
+          <w:sz w:val="22"/>
+        </w:rPr>
+        <w:t>These two observations suggest a mechanism. If part of what a model learns about the no-tumour class is the acquisition signature of the files that carry that label rather than the absence of pathology, then the corresponding decision region is defined partly by properties that no external cohort shares. Under shift, where those properties are absent or scrambled, that region would become permissive, and images the model cannot otherwise place would be drawn into it. The architecture-dependent magnitude would then reflect how heavily each architecture relies on the acquisition cue rather than on pathology.</w:t>
+      </w:r>
+    </w:p>
+    <w:p>
+      <w:pPr>
+        <w:spacing w:after="160"/>
+        <w:jc w:val="both"/>
+      </w:pPr>
+      <w:r>
+        <w:rPr>
+          <w:rFonts w:ascii="Times New Roman" w:hAnsi="Times New Roman" w:cs="Times New Roman" w:eastAsia="Times New Roman"/>
+          <w:b/>
+          <w:i w:val="0"/>
+          <w:sz w:val="22"/>
+        </w:rPr>
+        <w:t>This is a hypothesis the present evidence supports but does not establish.</w:t>
+      </w:r>
+      <w:r>
+        <w:rPr>
+          <w:rFonts w:ascii="Times New Roman" w:hAnsi="Times New Roman" w:cs="Times New Roman" w:eastAsia="Times New Roman"/>
+          <w:b w:val="0"/>
+          <w:i w:val="0"/>
+          <w:sz w:val="22"/>
+        </w:rPr>
+        <w:t xml:space="preserve"> What has been measured is that the no-tumour class is separable on acquisition properties. What has not been shown is that the trained networks use that separability, or that it drives the behaviour observed on the human probe. A competing explanation is available and is not excluded by anything reported here: the no-tumour class may simply be the default destination for low-confidence predictions under distribution shift, in which case the concentration would occur whatever the class's provenance.</w:t>
+      </w:r>
+    </w:p>
+    <w:p>
+      <w:pPr>
+        <w:spacing w:after="160"/>
+        <w:jc w:val="both"/>
+      </w:pPr>
+      <w:r>
+        <w:rPr>
+          <w:rFonts w:ascii="Times New Roman" w:hAnsi="Times New Roman" w:cs="Times New Roman" w:eastAsia="Times New Roman"/>
+          <w:b w:val="0"/>
+          <w:i w:val="0"/>
+          <w:sz w:val="22"/>
+        </w:rPr>
+        <w:t>Two experiments would separate these accounts, and neither was performed. Retraining with the no-tumour class resampled to match the tumour classes' size and encoder distribution would remove the acquisition cue while preserving the label; if the shifted-domain no-tumour share falls, the cue is implicated. Alternatively, sourcing a no-tumour set from the same corpus as the tumour classes would achieve the same test by construction. Attribution analysis on misassigned probe slices would provide weaker but cheaper evidence about which image regions drive the assignment. All three are recorded as future work.</w:t>
+      </w:r>
+    </w:p>
+    <w:p>
+      <w:pPr>
+        <w:spacing w:after="160"/>
+        <w:jc w:val="both"/>
+      </w:pPr>
+      <w:r>
+        <w:rPr>
+          <w:rFonts w:ascii="Times New Roman" w:hAnsi="Times New Roman" w:cs="Times New Roman" w:eastAsia="Times New Roman"/>
+          <w:b w:val="0"/>
+          <w:i w:val="0"/>
+          <w:sz w:val="22"/>
+        </w:rPr>
+        <w:t>The result is reported here despite being incomplete because it qualifies the interpretation of every internal figure in this study, and because the direction of the qualification is not favourable to the study's own numbers. The internal performance reported in Section 3.2 is measured on a benchmark in which a substantial share of label information is carried by properties that are not the pathology, and in which one class is distinguishable from the others without reference to image content at all.</w:t>
+      </w:r>
+    </w:p>
+    <w:p>
+      <w:pPr>
+        <w:pStyle w:val="Heading2"/>
         <w:spacing w:after="140" w:before="260"/>
       </w:pPr>
       <w:r>
@@ -11258,7 +12213,7 @@
           <w:sz w:val="24"/>
           <w:szCs w:val="24"/>
         </w:rPr>
-        <w:t xml:space="preserve">3.8 Integrated Interpretation and Limitations</w:t>
+        <w:t>3.10 Integrated Interpretation and Limitations</w:t>
       </w:r>
     </w:p>
     <w:p>

--- a/reports/Gonzalves_BrainMRI_Reliability_Paper_final.docx
+++ b/reports/Gonzalves_BrainMRI_Reliability_Paper_final.docx
@@ -1475,22 +1475,6 @@
           <w:sz w:val="16"/>
         </w:rPr>
         <w:t>Table 1. Reliability dimensions reported by representative high-performing brain MRI tumour classification studies. Every cell was determined from the full text of the cited paper; the supporting evidence is recorded in the supplementary material. Internal performance is reported by every study, whereas calibration analysis, leakage or overlap auditing, independent external validation and repeated training runs are almost entirely absent. ᵃ Binary task on the validation split, not a multi-class test set, and therefore not directly comparable with the other rows. ᵇ Patient identifiers are present in the source collection and were not used; slices from one patient may fall on both sides of the split. ᶜ Validation was performed on a Kaggle collection subsequently documented as sharing more than 2,260 images with the training source [30]; the study makes no independence claim or check. ᵈ The overlap is quantified but the detection method is not described. ᵉ Five random initialisations were run and the highest accuracy reported, which biases the headline figure upward relative to a single run. ᶠ The value of 98.73% reported in the source is a sample-weighted average over training and test partitions (support 7,023) rather than a test metric; the test accuracy is given here. ᵍ Augmentation appears to precede the split, so augmented copies of one source image may fall on both sides. A sixth study meeting the inclusion criteria was omitted: its reported figures are numerically identical to those of Zulfiqar et al. on the same dataset and pipeline, and the relationship between the two reports is unresolved.</w:t>
-      </w:r>
-    </w:p>
-    <w:p>
-      <w:pPr>
-        <w:spacing w:after="100" w:before="120"/>
-        <w:jc w:val="left"/>
-      </w:pPr>
-      <w:r>
-        <w:rPr>
-          <w:rFonts w:ascii="Times New Roman" w:cs="Times New Roman" w:eastAsia="Times New Roman" w:hAnsi="Times New Roman"/>
-          <w:i/>
-          <w:iCs/>
-          <w:sz w:val="20"/>
-          <w:szCs w:val="20"/>
-        </w:rPr>
-        <w:t xml:space="preserve">Table 1. Summary of related works. Columns: study, methodology, application, limitation, and gap addressed in this work. Suggested entries: Shah et al. [6], Zulfiqar et al. [7], Disci et al. [5], Reyes and Sánchez, Yagis et al. [8], Wallis and Buvat [9], Lu et al. [11], Åkesson et al. [15], Bosma et al. [16], Yu et al. [14], and the present work. A final column reporting whether repeated training runs were used should read “no” for every prior entry.</w:t>
       </w:r>
     </w:p>
     <w:p>
@@ -6898,7 +6882,7 @@
           <w:i w:val="0"/>
           <w:sz w:val="22"/>
         </w:rPr>
-        <w:t>A further ablation binarised the internal test images at a fixed intensity threshold, retaining a skull outline and discarding internal structure, and evaluated all fifteen checkpoints without retraining. Accuracy fell below the chance floor for eleven of fifteen checkpoints, with entire 95% intervals lying beneath it for two of the three architectures. A model retaining usable signal cannot score below the accuracy obtained by always predicting the largest class, so this condition measures the effect of severe distribution shift on models trained on unmodified images rather than the information content of a skull outline. The ablation is therefore reported as uninformative and no conclusion is drawn from it. Establishing what a skull outline supports would require training on binarised images, which was not performed.</w:t>
+        <w:t>A further ablation binarised the internal test images at a fixed intensity threshold, retaining a skull outline and discarding internal structure, and evaluated all fifteen checkpoints without retraining. Accuracy fell below the chance floor for twelve of fifteen checkpoints, with entire 95% intervals lying beneath it for two of the three architectures. A model retaining usable signal cannot score below the accuracy obtained by always predicting the largest class, so this condition measures the effect of severe distribution shift on models trained on unmodified images rather than the information content of a skull outline. The ablation is therefore reported as uninformative and no conclusion is drawn from it. Establishing what a skull outline supports would require training on binarised images, which was not performed.</w:t>
       </w:r>
     </w:p>
     <w:p>
@@ -11272,7 +11256,7 @@
           <w:i w:val="0"/>
           <w:sz w:val="24"/>
         </w:rPr>
-        <w:t>3.9 Dataset-Intrinsic Confounds in the Internal Benchmark</w:t>
+        <w:t>3.8 Dataset-Intrinsic Confounds in the Internal Benchmark</w:t>
       </w:r>
     </w:p>
     <w:p>
@@ -11302,7 +11286,7 @@
           <w:i w:val="0"/>
           <w:sz w:val="22"/>
         </w:rPr>
-        <w:t>3.9.1 Class labels are partly predictable without tumour information</w:t>
+        <w:t>3.8.1 Class labels are partly predictable without tumour information</w:t>
       </w:r>
     </w:p>
     <w:p>
@@ -11332,7 +11316,7 @@
           <w:i w:val="0"/>
           <w:sz w:val="22"/>
         </w:rPr>
-        <w:t>Four features were extracted from each image: the proportion of exactly-zero pixels, the mean and maximum intensity, and the number of distinct intensity values. None encodes tumour appearance, location or morphology; all describe how the slice was framed and encoded. A decision tree and a logistic regression were fitted on the training partition and scored on the validation and test partitions. Following the source study, the principal analysis is restricted to the three tumour classes, since the no-tumour class is treated separately in Section 3.9.2.</w:t>
+        <w:t>Four features were extracted from each image: the count of exactly-zero pixels, the maximum intensity, and the aspect ratio and fill fraction of the bounding box enclosing the non-zero region. None encodes tumour appearance, location or morphology. The first two describe how much of the frame is empty and how the image was encoded; the latter two describe the outline of the imaged region, which is a property of framing and acquisition geometry rather than of pathology. The strict three-feature replication drops the fill fraction. A decision tree and a logistic regression were fitted on the training partition and scored on the validation and test partitions. Following the source study, the principal analysis is restricted to the three tumour classes, since the no-tumour class is treated separately in Section 3.8.2.</w:t>
       </w:r>
     </w:p>
     <w:tbl>
@@ -11696,7 +11680,7 @@
           <w:i w:val="0"/>
           <w:sz w:val="22"/>
         </w:rPr>
-        <w:t>The strict three-feature replication reaches 0.6737 (0.6405, 0.7053) on the test partition against a chance floor whose upper bound is 0.3697 — the nearest bounds are separated by 0.27. Validation and test agree as intervals rather than by assertion: every feature set's two intervals overlap substantially, and the largest point difference is 0.019 against interval widths of approximately 0.065.</w:t>
+        <w:t>The strict three-feature replication reaches 0.6737 (0.6405, 0.7053) on the test partition against a chance floor whose upper bound is 0.3697 — the nearest bounds are separated by 0.27. Validation and test agree as intervals rather than by assertion: every feature set's two intervals overlap substantially, and the largest point difference is 0.0283 against interval widths of approximately 0.065.</w:t>
       </w:r>
     </w:p>
     <w:p>
@@ -11711,7 +11695,7 @@
           <w:i w:val="0"/>
           <w:sz w:val="22"/>
         </w:rPr>
-        <w:t>This is a smaller effect than the source study reports, closing roughly 54% of the chance-to-ceiling gap against their 81%. The fitted tree splits almost entirely on the proportion of exactly-zero pixels, that is on background extent, which is a property of how the slice was framed. Maximum intensity is never used as a split, because the re-encoding applied when this benchmark was compiled saturated it.</w:t>
+        <w:t>This is a smaller effect than the source study reports, closing roughly 54% of the chance-to-ceiling gap against their 81%. The fitted tree splits predominantly on the count of exactly-zero pixels — 18 of its 30 splits, including the root — that is on background extent, which is a property of how the slice was framed. Bounding-box fill fraction accounts for a further 10 splits and aspect ratio for 2. Maximum intensity is never used as a split, because the re-encoding applied when this benchmark was compiled saturated it.</w:t>
       </w:r>
     </w:p>
     <w:p>
@@ -11741,7 +11725,7 @@
           <w:i w:val="0"/>
           <w:sz w:val="22"/>
         </w:rPr>
-        <w:t>3.9.2 The no-tumour class has different provenance</w:t>
+        <w:t>3.8.2 The no-tumour class has different provenance</w:t>
       </w:r>
     </w:p>
     <w:p>
@@ -12113,7 +12097,7 @@
           <w:i w:val="0"/>
           <w:sz w:val="22"/>
         </w:rPr>
-        <w:t>3.9.3 A candidate mechanism for the shifted-domain result, and its limits</w:t>
+        <w:t>3.8.3 A candidate mechanism for the shifted-domain result, and its limits</w:t>
       </w:r>
     </w:p>
     <w:p>
@@ -12128,7 +12112,7 @@
           <w:i w:val="0"/>
           <w:sz w:val="22"/>
         </w:rPr>
-        <w:t>Section 3.4 reported that misassigned human glioma slices concentrate in the no-tumour class, from 0.271 ± 0.066 for ResNet18 to 0.628 ± 0.169 for ViT-B/16, and that the between-architecture difference cannot be attributed to slice selection because all architectures were evaluated on identical slices. Section 3.9.2 establishes that the no-tumour class is the one class in the internal dataset separable on acquisition properties alone.</w:t>
+        <w:t>Section 3.4 reported that misassigned human glioma slices concentrate in the no-tumour class, from 0.271 ± 0.066 for ResNet18 to 0.628 ± 0.169 for ViT-B/16, and that the between-architecture difference cannot be attributed to slice selection because all architectures were evaluated on identical slices. Section 3.8.2 establishes that the no-tumour class is the one class in the internal dataset separable on acquisition properties alone.</w:t>
       </w:r>
     </w:p>
     <w:p>
@@ -12213,7 +12197,7 @@
           <w:sz w:val="24"/>
           <w:szCs w:val="24"/>
         </w:rPr>
-        <w:t>3.10 Integrated Interpretation and Limitations</w:t>
+        <w:t>3.9 Integrated Interpretation and Limitations</w:t>
       </w:r>
     </w:p>
     <w:p>

--- a/reports/Gonzalves_BrainMRI_Reliability_Paper_final.docx
+++ b/reports/Gonzalves_BrainMRI_Reliability_Paper_final.docx
@@ -3111,13 +3111,10 @@
       </w:pPr>
       <w:r>
         <w:rPr>
-          <w:rFonts w:ascii="Times New Roman" w:cs="Times New Roman" w:eastAsia="Times New Roman" w:hAnsi="Times New Roman"/>
-          <w:i/>
-          <w:iCs/>
-          <w:sz w:val="22"/>
-          <w:szCs w:val="22"/>
-        </w:rPr>
-        <w:t xml:space="preserve">Because D1 is distributed without patient-level identifiers, this procedure controls leakage at the level of images and near-duplicate groups rather than at the patient level. Internal performance is accordingly not interpreted as evidence of patient-level generalisation.</w:t>
+          <w:rFonts w:ascii="Times New Roman" w:hAnsi="Times New Roman"/>
+          <w:sz w:val="22"/>
+        </w:rPr>
+        <w:t>Because D1 is distributed without patient-level identifiers, this procedure controls leakage at the level of images and near-duplicate groups rather than at the patient level, and the residual was quantified rather than assumed to be small. Repeating the near-duplicate audit at a Hamming distance of 6, one step looser than the threshold used to build the split, identified 371 within-class pairs that cross the train/test boundary, against none at the operating threshold. A blind adjudication of 40 such pairs against 40 distance- and class-matched pairs drawn from within a single partition found the two groups indistinguishable, at 0.9459 (0.8230, 0.9850) and 0.9730 (0.8618, 0.9952) respectively, a difference of -0.0270 (-0.1520, +0.0909). Because both rates sit near ceiling rather than near zero, this indicates an accurate matcher rather than an indiscriminate one, with a false-positive rate of 1 in 37 estimated from the within-partition group. Those 371 pairs involve 233 of the 1,051 test images, so approximately 220 test images, close to 21% of the partition, have a same-patient counterpart in the training partition. Since the dataset carries no patient identifiers, same-patient status is a visual judgement and the absolute rate should be read accordingly, though the comparison between groups was made blind and is not sensitive to where that criterion was set. Internal performance is accordingly not interpreted as evidence of patient-level generalisation, and the internal figures reported below should be read as inflated by an amount this design bounds but does not eliminate.</w:t>
       </w:r>
     </w:p>
     <w:p>

--- a/reports/Gonzalves_BrainMRI_Reliability_Paper_final.docx
+++ b/reports/Gonzalves_BrainMRI_Reliability_Paper_final.docx
@@ -3119,6 +3119,19 @@
     </w:p>
     <w:p>
       <w:pPr>
+        <w:spacing w:after="160"/>
+        <w:jc w:val="both"/>
+      </w:pPr>
+      <w:r>
+        <w:rPr>
+          <w:rFonts w:ascii="Times New Roman" w:hAnsi="Times New Roman"/>
+          <w:sz w:val="22"/>
+        </w:rPr>
+        <w:t>The effect of that residual on the reported figures was measured rather than assumed. Recomputing every internal metric for all fifteen runs on the 818 test images that have no same-patient counterpart in training lowers mean test macro-F1 by 0.0039 for ResNet18, 0.0056 for EfficientNet-B0 and 0.0059 for ViT-B/16, and lowers accuracy by between 0.0052 and 0.0068. The shift is close to uniform across the three architectures and comparable in magnitude to the mean within-architecture variation across seeds of 0.0046, so it does not alter the comparisons drawn between them. The split was accordingly not rebuilt at the looser threshold. Regenerating it would invalidate all fifteen trained checkpoints and every result derived from them, which a correction of this size, measured against that much seed-induced variation, does not warrant. Uncorrected figures are reported throughout, with the leakage-free values given alongside them in Section 3.2.</w:t>
+      </w:r>
+    </w:p>
+    <w:p>
+      <w:pPr>
         <w:pStyle w:val="Heading2"/>
         <w:spacing w:after="140" w:before="260"/>
       </w:pPr>
@@ -8279,6 +8292,19 @@
           <w:szCs w:val="22"/>
         </w:rPr>
         <w:t xml:space="preserve">This is the first substantive result of the study, and it is negative: on this benchmark the internal metric does not carry a reproducible architecture-ranking signal. A single-run comparison of these three architectures — the design used almost universally in this literature — would report a difference lying within seed noise. It is worth stating precisely what this does and does not mean. It is not a claim that the three architectures are equally capable. It is a claim about the measuring instrument: at this level of performance, internal macro-F1 on this dataset cannot distinguish them.</w:t>
+      </w:r>
+    </w:p>
+    <w:p>
+      <w:pPr>
+        <w:spacing w:after="160"/>
+        <w:jc w:val="both"/>
+      </w:pPr>
+      <w:r>
+        <w:rPr>
+          <w:rFonts w:ascii="Times New Roman" w:hAnsi="Times New Roman"/>
+          <w:sz w:val="22"/>
+        </w:rPr>
+        <w:t>This conclusion is not an artefact of the residual patient-level contamination quantified in Section 2.2. Recomputed on the 818 test images with no same-patient counterpart in training, the three architectures give mean test macro-F1 of 0.9623 ± 0.0084, 0.9617 ± 0.0051 and 0.9497 ± 0.0045. The ranking remains unstable in the same way and to the same degree: the same two orderings occur across the five seeds, produced by the same seeds, and the margin of 0.0011 by which EfficientNet-B0 leads ResNet18 on the full partition becomes a deficit of 0.0005 on the subset. That the contamination is genuine rather than an artefact of perceptual hashing is evident in the excluded images themselves, which every architecture classifies between 2.4 and 3.1 percentage points more accurately than the remainder of the partition, in every one of the fifteen runs.</w:t>
       </w:r>
     </w:p>
     <w:p>

--- a/reports/Gonzalves_BrainMRI_Reliability_Paper_final.docx
+++ b/reports/Gonzalves_BrainMRI_Reliability_Paper_final.docx
@@ -12584,6 +12584,27 @@
     </w:p>
     <w:p>
       <w:pPr>
+        <w:spacing w:after="160"/>
+        <w:jc w:val="both"/>
+      </w:pPr>
+      <w:r>
+        <w:rPr>
+          <w:rFonts w:ascii="Times New Roman" w:hAnsi="Times New Roman"/>
+          <w:b/>
+          <w:sz w:val="22"/>
+        </w:rPr>
+        <w:t xml:space="preserve">Funding. </w:t>
+      </w:r>
+      <w:r>
+        <w:rPr>
+          <w:rFonts w:ascii="Times New Roman" w:hAnsi="Times New Roman"/>
+          <w:sz w:val="22"/>
+        </w:rPr>
+        <w:t>The authors received no specific funding for this work.</w:t>
+      </w:r>
+    </w:p>
+    <w:p>
+      <w:pPr>
         <w:spacing w:after="160" w:line="276"/>
         <w:jc w:val="both"/>
       </w:pPr>
@@ -12705,7 +12726,7 @@
           <w:sz w:val="22"/>
           <w:szCs w:val="22"/>
         </w:rPr>
-        <w:t xml:space="preserve">The authors express their gratitude for the support and research-friendly environment offered by Universiti Teknologi Malaysia (UTM). [State the funding source and cost centre number here, or: The authors received no specific funding for this work.] The authors gratefully acknowledge the support provided by the Research Management Centre, School of Graduate Studies, and Faculty of Electrical Engineering at UTM.</w:t>
+        <w:t>The authors express their gratitude for the support and research-friendly environment offered by Universiti Teknologi Malaysia (UTM). The authors received no specific funding for this work. The authors gratefully acknowledge the support provided by the Research Management Centre, School of Graduate Studies, and Faculty of Electrical Engineering at UTM.</w:t>
       </w:r>
     </w:p>
     <w:p>
